--- a/Seminarer/Seminar_4/co2.docx
+++ b/Seminarer/Seminar_4/co2.docx
@@ -10,6 +10,3022 @@
         <w:t xml:space="preserve">co2</w:t>
       </w:r>
     </w:p>
+    <w:p>
+      <w:pPr>
+        <w:pStyle w:val="FirstParagraph"/>
+      </w:pPr>
+      <w:r>
+        <w:t xml:space="preserve">Det første vi gjør, er å imporere de bibliotekene vi trenger for å løse oppgaven, samt gjøre datasettet vårt enkelt å håndtere for vidre jobbing.</w:t>
+      </w:r>
+    </w:p>
+    <w:bookmarkStart w:id="32" w:name="usa-og-kinas-kummulative-utslipp"/>
+    <w:p>
+      <w:pPr>
+        <w:pStyle w:val="Heading3"/>
+      </w:pPr>
+      <w:r>
+        <w:t xml:space="preserve">USA og Kinas kummulative utslipp</w:t>
+      </w:r>
+    </w:p>
+    <w:p>
+      <w:pPr>
+        <w:pStyle w:val="FirstParagraph"/>
+      </w:pPr>
+      <w:r>
+        <w:t xml:space="preserve">Det første vi gjør, er å se på USA og Kinas kummulative utslipp fra 1800 og frem til i dag. Vi ser at Kina ikke begynner å slippe ut co2 før i 1900, og har relativt marginale utslipp frem til 1950, før kulturrevulusjonen treffer og Kinas økonomiske vekst starter. Innen 1950 har USA fått i gang mye industri, og har derfor sluppet ut store mengder co2 i atmosfæren. Dermed blir USAs kummulative utslipp liggende langt over Kinas kummulative utslipp.</w:t>
+      </w:r>
+    </w:p>
+    <w:p>
+      <w:pPr>
+        <w:pStyle w:val="SourceCode"/>
+      </w:pPr>
+      <w:r>
+        <w:rPr>
+          <w:rStyle w:val="NormalTok"/>
+        </w:rPr>
+        <w:t xml:space="preserve">p1 </w:t>
+      </w:r>
+      <w:r>
+        <w:rPr>
+          <w:rStyle w:val="OtherTok"/>
+        </w:rPr>
+        <w:t xml:space="preserve">&lt;-</w:t>
+      </w:r>
+      <w:r>
+        <w:rPr>
+          <w:rStyle w:val="NormalTok"/>
+        </w:rPr>
+        <w:t xml:space="preserve"> co2</w:t>
+      </w:r>
+      <w:r>
+        <w:rPr>
+          <w:rStyle w:val="SpecialCharTok"/>
+        </w:rPr>
+        <w:t xml:space="preserve">|&gt;</w:t>
+      </w:r>
+      <w:r>
+        <w:br/>
+      </w:r>
+      <w:r>
+        <w:rPr>
+          <w:rStyle w:val="NormalTok"/>
+        </w:rPr>
+        <w:t xml:space="preserve">  </w:t>
+      </w:r>
+      <w:r>
+        <w:rPr>
+          <w:rStyle w:val="FunctionTok"/>
+        </w:rPr>
+        <w:t xml:space="preserve">filter</w:t>
+      </w:r>
+      <w:r>
+        <w:rPr>
+          <w:rStyle w:val="NormalTok"/>
+        </w:rPr>
+        <w:t xml:space="preserve">(code </w:t>
+      </w:r>
+      <w:r>
+        <w:rPr>
+          <w:rStyle w:val="SpecialCharTok"/>
+        </w:rPr>
+        <w:t xml:space="preserve">==</w:t>
+      </w:r>
+      <w:r>
+        <w:rPr>
+          <w:rStyle w:val="NormalTok"/>
+        </w:rPr>
+        <w:t xml:space="preserve"> </w:t>
+      </w:r>
+      <w:r>
+        <w:rPr>
+          <w:rStyle w:val="FunctionTok"/>
+        </w:rPr>
+        <w:t xml:space="preserve">c</w:t>
+      </w:r>
+      <w:r>
+        <w:rPr>
+          <w:rStyle w:val="NormalTok"/>
+        </w:rPr>
+        <w:t xml:space="preserve">(</w:t>
+      </w:r>
+      <w:r>
+        <w:rPr>
+          <w:rStyle w:val="StringTok"/>
+        </w:rPr>
+        <w:t xml:space="preserve">"USA"</w:t>
+      </w:r>
+      <w:r>
+        <w:rPr>
+          <w:rStyle w:val="NormalTok"/>
+        </w:rPr>
+        <w:t xml:space="preserve">,</w:t>
+      </w:r>
+      <w:r>
+        <w:rPr>
+          <w:rStyle w:val="StringTok"/>
+        </w:rPr>
+        <w:t xml:space="preserve">"CHN"</w:t>
+      </w:r>
+      <w:r>
+        <w:rPr>
+          <w:rStyle w:val="NormalTok"/>
+        </w:rPr>
+        <w:t xml:space="preserve">)) </w:t>
+      </w:r>
+      <w:r>
+        <w:rPr>
+          <w:rStyle w:val="SpecialCharTok"/>
+        </w:rPr>
+        <w:t xml:space="preserve">|&gt;</w:t>
+      </w:r>
+      <w:r>
+        <w:br/>
+      </w:r>
+      <w:r>
+        <w:rPr>
+          <w:rStyle w:val="NormalTok"/>
+        </w:rPr>
+        <w:t xml:space="preserve">  </w:t>
+      </w:r>
+      <w:r>
+        <w:rPr>
+          <w:rStyle w:val="FunctionTok"/>
+        </w:rPr>
+        <w:t xml:space="preserve">ggplot</w:t>
+      </w:r>
+      <w:r>
+        <w:rPr>
+          <w:rStyle w:val="NormalTok"/>
+        </w:rPr>
+        <w:t xml:space="preserve">(</w:t>
+      </w:r>
+      <w:r>
+        <w:rPr>
+          <w:rStyle w:val="FunctionTok"/>
+        </w:rPr>
+        <w:t xml:space="preserve">aes</w:t>
+      </w:r>
+      <w:r>
+        <w:rPr>
+          <w:rStyle w:val="NormalTok"/>
+        </w:rPr>
+        <w:t xml:space="preserve">(year, co2, </w:t>
+      </w:r>
+      <w:r>
+        <w:rPr>
+          <w:rStyle w:val="AttributeTok"/>
+        </w:rPr>
+        <w:t xml:space="preserve">color =</w:t>
+      </w:r>
+      <w:r>
+        <w:rPr>
+          <w:rStyle w:val="NormalTok"/>
+        </w:rPr>
+        <w:t xml:space="preserve"> entity)) </w:t>
+      </w:r>
+      <w:r>
+        <w:rPr>
+          <w:rStyle w:val="SpecialCharTok"/>
+        </w:rPr>
+        <w:t xml:space="preserve">+</w:t>
+      </w:r>
+      <w:r>
+        <w:rPr>
+          <w:rStyle w:val="NormalTok"/>
+        </w:rPr>
+        <w:t xml:space="preserve"> </w:t>
+      </w:r>
+      <w:r>
+        <w:br/>
+      </w:r>
+      <w:r>
+        <w:rPr>
+          <w:rStyle w:val="NormalTok"/>
+        </w:rPr>
+        <w:t xml:space="preserve">  </w:t>
+      </w:r>
+      <w:r>
+        <w:rPr>
+          <w:rStyle w:val="FunctionTok"/>
+        </w:rPr>
+        <w:t xml:space="preserve">geom_line</w:t>
+      </w:r>
+      <w:r>
+        <w:rPr>
+          <w:rStyle w:val="NormalTok"/>
+        </w:rPr>
+        <w:t xml:space="preserve">() </w:t>
+      </w:r>
+      <w:r>
+        <w:rPr>
+          <w:rStyle w:val="SpecialCharTok"/>
+        </w:rPr>
+        <w:t xml:space="preserve">+</w:t>
+      </w:r>
+      <w:r>
+        <w:rPr>
+          <w:rStyle w:val="NormalTok"/>
+        </w:rPr>
+        <w:t xml:space="preserve"> </w:t>
+      </w:r>
+      <w:r>
+        <w:br/>
+      </w:r>
+      <w:r>
+        <w:rPr>
+          <w:rStyle w:val="NormalTok"/>
+        </w:rPr>
+        <w:t xml:space="preserve">  </w:t>
+      </w:r>
+      <w:r>
+        <w:rPr>
+          <w:rStyle w:val="FunctionTok"/>
+        </w:rPr>
+        <w:t xml:space="preserve">scale_y_continuous</w:t>
+      </w:r>
+      <w:r>
+        <w:rPr>
+          <w:rStyle w:val="NormalTok"/>
+        </w:rPr>
+        <w:t xml:space="preserve">(</w:t>
+      </w:r>
+      <w:r>
+        <w:rPr>
+          <w:rStyle w:val="AttributeTok"/>
+        </w:rPr>
+        <w:t xml:space="preserve">labels =</w:t>
+      </w:r>
+      <w:r>
+        <w:rPr>
+          <w:rStyle w:val="NormalTok"/>
+        </w:rPr>
+        <w:t xml:space="preserve"> </w:t>
+      </w:r>
+      <w:r>
+        <w:rPr>
+          <w:rStyle w:val="FunctionTok"/>
+        </w:rPr>
+        <w:t xml:space="preserve">label_comma</w:t>
+      </w:r>
+      <w:r>
+        <w:rPr>
+          <w:rStyle w:val="NormalTok"/>
+        </w:rPr>
+        <w:t xml:space="preserve"> (</w:t>
+      </w:r>
+      <w:r>
+        <w:rPr>
+          <w:rStyle w:val="AttributeTok"/>
+        </w:rPr>
+        <w:t xml:space="preserve">scale =</w:t>
+      </w:r>
+      <w:r>
+        <w:rPr>
+          <w:rStyle w:val="NormalTok"/>
+        </w:rPr>
+        <w:t xml:space="preserve"> </w:t>
+      </w:r>
+      <w:r>
+        <w:rPr>
+          <w:rStyle w:val="FloatTok"/>
+        </w:rPr>
+        <w:t xml:space="preserve">1e-9</w:t>
+      </w:r>
+      <w:r>
+        <w:rPr>
+          <w:rStyle w:val="NormalTok"/>
+        </w:rPr>
+        <w:t xml:space="preserve">)) </w:t>
+      </w:r>
+      <w:r>
+        <w:rPr>
+          <w:rStyle w:val="SpecialCharTok"/>
+        </w:rPr>
+        <w:t xml:space="preserve">+</w:t>
+      </w:r>
+      <w:r>
+        <w:rPr>
+          <w:rStyle w:val="NormalTok"/>
+        </w:rPr>
+        <w:t xml:space="preserve"> </w:t>
+      </w:r>
+      <w:r>
+        <w:rPr>
+          <w:rStyle w:val="CommentTok"/>
+        </w:rPr>
+        <w:t xml:space="preserve">#endrer aksene våre, og deler aksene (som er kontinuelig) til verdi i milliarder tonn. Dette opplyser vi om når vi lager aksetidlene</w:t>
+      </w:r>
+      <w:r>
+        <w:br/>
+      </w:r>
+      <w:r>
+        <w:rPr>
+          <w:rStyle w:val="NormalTok"/>
+        </w:rPr>
+        <w:t xml:space="preserve">  </w:t>
+      </w:r>
+      <w:r>
+        <w:rPr>
+          <w:rStyle w:val="FunctionTok"/>
+        </w:rPr>
+        <w:t xml:space="preserve">labs</w:t>
+      </w:r>
+      <w:r>
+        <w:rPr>
+          <w:rStyle w:val="NormalTok"/>
+        </w:rPr>
+        <w:t xml:space="preserve">(</w:t>
+      </w:r>
+      <w:r>
+        <w:rPr>
+          <w:rStyle w:val="AttributeTok"/>
+        </w:rPr>
+        <w:t xml:space="preserve">x =</w:t>
+      </w:r>
+      <w:r>
+        <w:rPr>
+          <w:rStyle w:val="NormalTok"/>
+        </w:rPr>
+        <w:t xml:space="preserve"> </w:t>
+      </w:r>
+      <w:r>
+        <w:rPr>
+          <w:rStyle w:val="StringTok"/>
+        </w:rPr>
+        <w:t xml:space="preserve">"Year"</w:t>
+      </w:r>
+      <w:r>
+        <w:rPr>
+          <w:rStyle w:val="NormalTok"/>
+        </w:rPr>
+        <w:t xml:space="preserve">, </w:t>
+      </w:r>
+      <w:r>
+        <w:rPr>
+          <w:rStyle w:val="AttributeTok"/>
+        </w:rPr>
+        <w:t xml:space="preserve">y =</w:t>
+      </w:r>
+      <w:r>
+        <w:rPr>
+          <w:rStyle w:val="NormalTok"/>
+        </w:rPr>
+        <w:t xml:space="preserve"> </w:t>
+      </w:r>
+      <w:r>
+        <w:rPr>
+          <w:rStyle w:val="StringTok"/>
+        </w:rPr>
+        <w:t xml:space="preserve">"Co2 i milliarder tonn"</w:t>
+      </w:r>
+      <w:r>
+        <w:rPr>
+          <w:rStyle w:val="NormalTok"/>
+        </w:rPr>
+        <w:t xml:space="preserve">, </w:t>
+      </w:r>
+      <w:r>
+        <w:rPr>
+          <w:rStyle w:val="AttributeTok"/>
+        </w:rPr>
+        <w:t xml:space="preserve">color =</w:t>
+      </w:r>
+      <w:r>
+        <w:rPr>
+          <w:rStyle w:val="NormalTok"/>
+        </w:rPr>
+        <w:t xml:space="preserve"> </w:t>
+      </w:r>
+      <w:r>
+        <w:rPr>
+          <w:rStyle w:val="StringTok"/>
+        </w:rPr>
+        <w:t xml:space="preserve">"Land"</w:t>
+      </w:r>
+      <w:r>
+        <w:rPr>
+          <w:rStyle w:val="NormalTok"/>
+        </w:rPr>
+        <w:t xml:space="preserve">)</w:t>
+      </w:r>
+      <w:r>
+        <w:br/>
+      </w:r>
+      <w:r>
+        <w:br/>
+      </w:r>
+      <w:r>
+        <w:rPr>
+          <w:rStyle w:val="NormalTok"/>
+        </w:rPr>
+        <w:t xml:space="preserve">p1</w:t>
+      </w:r>
+    </w:p>
+    <w:p>
+      <w:pPr>
+        <w:pStyle w:val="FirstParagraph"/>
+      </w:pPr>
+      <w:r>
+        <w:drawing>
+          <wp:inline>
+            <wp:extent cx="4620126" cy="3696101"/>
+            <wp:effectExtent b="0" l="0" r="0" t="0"/>
+            <wp:docPr descr="" title="" id="21" name="Picture"/>
+            <a:graphic>
+              <a:graphicData uri="http://schemas.openxmlformats.org/drawingml/2006/picture">
+                <pic:pic>
+                  <pic:nvPicPr>
+                    <pic:cNvPr descr="co2_files/figure-docx/unnamed-chunk-2-1.png" id="22" name="Picture"/>
+                    <pic:cNvPicPr>
+                      <a:picLocks noChangeArrowheads="1" noChangeAspect="1"/>
+                    </pic:cNvPicPr>
+                  </pic:nvPicPr>
+                  <pic:blipFill>
+                    <a:blip r:embed="rId20"/>
+                    <a:stretch>
+                      <a:fillRect/>
+                    </a:stretch>
+                  </pic:blipFill>
+                  <pic:spPr bwMode="auto">
+                    <a:xfrm>
+                      <a:off x="0" y="0"/>
+                      <a:ext cx="4620126" cy="3696101"/>
+                    </a:xfrm>
+                    <a:prstGeom prst="rect">
+                      <a:avLst/>
+                    </a:prstGeom>
+                    <a:noFill/>
+                    <a:ln w="9525">
+                      <a:noFill/>
+                      <a:headEnd/>
+                      <a:tailEnd/>
+                    </a:ln>
+                  </pic:spPr>
+                </pic:pic>
+              </a:graphicData>
+            </a:graphic>
+          </wp:inline>
+        </w:drawing>
+      </w:r>
+    </w:p>
+    <w:p>
+      <w:pPr>
+        <w:pStyle w:val="BodyText"/>
+      </w:pPr>
+      <w:r>
+        <w:t xml:space="preserve">I debatten om klimakutt blir Kina dog anklaget for å ha hatt en enorm vekst i klimagassutslipp. Derfor lager vi et plott som viser økningen i klimagassutslippp.</w:t>
+      </w:r>
+    </w:p>
+    <w:p>
+      <w:pPr>
+        <w:pStyle w:val="SourceCode"/>
+      </w:pPr>
+      <w:r>
+        <w:rPr>
+          <w:rStyle w:val="NormalTok"/>
+        </w:rPr>
+        <w:t xml:space="preserve">p2 </w:t>
+      </w:r>
+      <w:r>
+        <w:rPr>
+          <w:rStyle w:val="OtherTok"/>
+        </w:rPr>
+        <w:t xml:space="preserve">&lt;-</w:t>
+      </w:r>
+      <w:r>
+        <w:rPr>
+          <w:rStyle w:val="NormalTok"/>
+        </w:rPr>
+        <w:t xml:space="preserve"> co2 </w:t>
+      </w:r>
+      <w:r>
+        <w:rPr>
+          <w:rStyle w:val="SpecialCharTok"/>
+        </w:rPr>
+        <w:t xml:space="preserve">|&gt;</w:t>
+      </w:r>
+      <w:r>
+        <w:br/>
+      </w:r>
+      <w:r>
+        <w:rPr>
+          <w:rStyle w:val="NormalTok"/>
+        </w:rPr>
+        <w:t xml:space="preserve">  </w:t>
+      </w:r>
+      <w:r>
+        <w:rPr>
+          <w:rStyle w:val="FunctionTok"/>
+        </w:rPr>
+        <w:t xml:space="preserve">arrange</w:t>
+      </w:r>
+      <w:r>
+        <w:rPr>
+          <w:rStyle w:val="NormalTok"/>
+        </w:rPr>
+        <w:t xml:space="preserve">(code,year) </w:t>
+      </w:r>
+      <w:r>
+        <w:rPr>
+          <w:rStyle w:val="SpecialCharTok"/>
+        </w:rPr>
+        <w:t xml:space="preserve">|&gt;</w:t>
+      </w:r>
+      <w:r>
+        <w:rPr>
+          <w:rStyle w:val="NormalTok"/>
+        </w:rPr>
+        <w:t xml:space="preserve"> </w:t>
+      </w:r>
+      <w:r>
+        <w:rPr>
+          <w:rStyle w:val="CommentTok"/>
+        </w:rPr>
+        <w:t xml:space="preserve">#sorterer først på landkode, og så på år</w:t>
+      </w:r>
+      <w:r>
+        <w:br/>
+      </w:r>
+      <w:r>
+        <w:rPr>
+          <w:rStyle w:val="NormalTok"/>
+        </w:rPr>
+        <w:t xml:space="preserve">  </w:t>
+      </w:r>
+      <w:r>
+        <w:rPr>
+          <w:rStyle w:val="FunctionTok"/>
+        </w:rPr>
+        <w:t xml:space="preserve">mutate</w:t>
+      </w:r>
+      <w:r>
+        <w:rPr>
+          <w:rStyle w:val="NormalTok"/>
+        </w:rPr>
+        <w:t xml:space="preserve">(</w:t>
+      </w:r>
+      <w:r>
+        <w:rPr>
+          <w:rStyle w:val="AttributeTok"/>
+        </w:rPr>
+        <w:t xml:space="preserve">increase =</w:t>
+      </w:r>
+      <w:r>
+        <w:rPr>
+          <w:rStyle w:val="NormalTok"/>
+        </w:rPr>
+        <w:t xml:space="preserve"> (co2</w:t>
+      </w:r>
+      <w:r>
+        <w:rPr>
+          <w:rStyle w:val="SpecialCharTok"/>
+        </w:rPr>
+        <w:t xml:space="preserve">-</w:t>
+      </w:r>
+      <w:r>
+        <w:rPr>
+          <w:rStyle w:val="FunctionTok"/>
+        </w:rPr>
+        <w:t xml:space="preserve">lag</w:t>
+      </w:r>
+      <w:r>
+        <w:rPr>
+          <w:rStyle w:val="NormalTok"/>
+        </w:rPr>
+        <w:t xml:space="preserve">(co2)),</w:t>
+      </w:r>
+      <w:r>
+        <w:rPr>
+          <w:rStyle w:val="AttributeTok"/>
+        </w:rPr>
+        <w:t xml:space="preserve">.by =</w:t>
+      </w:r>
+      <w:r>
+        <w:rPr>
+          <w:rStyle w:val="NormalTok"/>
+        </w:rPr>
+        <w:t xml:space="preserve"> code)</w:t>
+      </w:r>
+      <w:r>
+        <w:rPr>
+          <w:rStyle w:val="SpecialCharTok"/>
+        </w:rPr>
+        <w:t xml:space="preserve">|&gt;</w:t>
+      </w:r>
+      <w:r>
+        <w:br/>
+      </w:r>
+      <w:r>
+        <w:rPr>
+          <w:rStyle w:val="NormalTok"/>
+        </w:rPr>
+        <w:t xml:space="preserve">  </w:t>
+      </w:r>
+      <w:r>
+        <w:rPr>
+          <w:rStyle w:val="FunctionTok"/>
+        </w:rPr>
+        <w:t xml:space="preserve">filter</w:t>
+      </w:r>
+      <w:r>
+        <w:rPr>
+          <w:rStyle w:val="NormalTok"/>
+        </w:rPr>
+        <w:t xml:space="preserve">(code </w:t>
+      </w:r>
+      <w:r>
+        <w:rPr>
+          <w:rStyle w:val="SpecialCharTok"/>
+        </w:rPr>
+        <w:t xml:space="preserve">==</w:t>
+      </w:r>
+      <w:r>
+        <w:rPr>
+          <w:rStyle w:val="FunctionTok"/>
+        </w:rPr>
+        <w:t xml:space="preserve">c</w:t>
+      </w:r>
+      <w:r>
+        <w:rPr>
+          <w:rStyle w:val="NormalTok"/>
+        </w:rPr>
+        <w:t xml:space="preserve">(</w:t>
+      </w:r>
+      <w:r>
+        <w:rPr>
+          <w:rStyle w:val="StringTok"/>
+        </w:rPr>
+        <w:t xml:space="preserve">"USA"</w:t>
+      </w:r>
+      <w:r>
+        <w:rPr>
+          <w:rStyle w:val="NormalTok"/>
+        </w:rPr>
+        <w:t xml:space="preserve">,</w:t>
+      </w:r>
+      <w:r>
+        <w:rPr>
+          <w:rStyle w:val="StringTok"/>
+        </w:rPr>
+        <w:t xml:space="preserve">"CHN"</w:t>
+      </w:r>
+      <w:r>
+        <w:rPr>
+          <w:rStyle w:val="NormalTok"/>
+        </w:rPr>
+        <w:t xml:space="preserve">)) </w:t>
+      </w:r>
+      <w:r>
+        <w:rPr>
+          <w:rStyle w:val="SpecialCharTok"/>
+        </w:rPr>
+        <w:t xml:space="preserve">|&gt;</w:t>
+      </w:r>
+      <w:r>
+        <w:br/>
+      </w:r>
+      <w:r>
+        <w:rPr>
+          <w:rStyle w:val="NormalTok"/>
+        </w:rPr>
+        <w:t xml:space="preserve">  </w:t>
+      </w:r>
+      <w:r>
+        <w:rPr>
+          <w:rStyle w:val="FunctionTok"/>
+        </w:rPr>
+        <w:t xml:space="preserve">filter</w:t>
+      </w:r>
+      <w:r>
+        <w:rPr>
+          <w:rStyle w:val="NormalTok"/>
+        </w:rPr>
+        <w:t xml:space="preserve">(</w:t>
+      </w:r>
+      <w:r>
+        <w:rPr>
+          <w:rStyle w:val="FunctionTok"/>
+        </w:rPr>
+        <w:t xml:space="preserve">between</w:t>
+      </w:r>
+      <w:r>
+        <w:rPr>
+          <w:rStyle w:val="NormalTok"/>
+        </w:rPr>
+        <w:t xml:space="preserve">(year,</w:t>
+      </w:r>
+      <w:r>
+        <w:rPr>
+          <w:rStyle w:val="DecValTok"/>
+        </w:rPr>
+        <w:t xml:space="preserve">1900</w:t>
+      </w:r>
+      <w:r>
+        <w:rPr>
+          <w:rStyle w:val="NormalTok"/>
+        </w:rPr>
+        <w:t xml:space="preserve">,</w:t>
+      </w:r>
+      <w:r>
+        <w:rPr>
+          <w:rStyle w:val="DecValTok"/>
+        </w:rPr>
+        <w:t xml:space="preserve">2500</w:t>
+      </w:r>
+      <w:r>
+        <w:rPr>
+          <w:rStyle w:val="NormalTok"/>
+        </w:rPr>
+        <w:t xml:space="preserve">))</w:t>
+      </w:r>
+      <w:r>
+        <w:rPr>
+          <w:rStyle w:val="SpecialCharTok"/>
+        </w:rPr>
+        <w:t xml:space="preserve">|&gt;</w:t>
+      </w:r>
+      <w:r>
+        <w:br/>
+      </w:r>
+      <w:r>
+        <w:rPr>
+          <w:rStyle w:val="NormalTok"/>
+        </w:rPr>
+        <w:t xml:space="preserve">  </w:t>
+      </w:r>
+      <w:r>
+        <w:rPr>
+          <w:rStyle w:val="FunctionTok"/>
+        </w:rPr>
+        <w:t xml:space="preserve">ggplot</w:t>
+      </w:r>
+      <w:r>
+        <w:rPr>
+          <w:rStyle w:val="NormalTok"/>
+        </w:rPr>
+        <w:t xml:space="preserve">(</w:t>
+      </w:r>
+      <w:r>
+        <w:rPr>
+          <w:rStyle w:val="FunctionTok"/>
+        </w:rPr>
+        <w:t xml:space="preserve">aes</w:t>
+      </w:r>
+      <w:r>
+        <w:rPr>
+          <w:rStyle w:val="NormalTok"/>
+        </w:rPr>
+        <w:t xml:space="preserve">(</w:t>
+      </w:r>
+      <w:r>
+        <w:rPr>
+          <w:rStyle w:val="AttributeTok"/>
+        </w:rPr>
+        <w:t xml:space="preserve">x =</w:t>
+      </w:r>
+      <w:r>
+        <w:rPr>
+          <w:rStyle w:val="NormalTok"/>
+        </w:rPr>
+        <w:t xml:space="preserve"> year, </w:t>
+      </w:r>
+      <w:r>
+        <w:rPr>
+          <w:rStyle w:val="AttributeTok"/>
+        </w:rPr>
+        <w:t xml:space="preserve">y =</w:t>
+      </w:r>
+      <w:r>
+        <w:rPr>
+          <w:rStyle w:val="NormalTok"/>
+        </w:rPr>
+        <w:t xml:space="preserve"> increase, </w:t>
+      </w:r>
+      <w:r>
+        <w:rPr>
+          <w:rStyle w:val="AttributeTok"/>
+        </w:rPr>
+        <w:t xml:space="preserve">color =</w:t>
+      </w:r>
+      <w:r>
+        <w:rPr>
+          <w:rStyle w:val="NormalTok"/>
+        </w:rPr>
+        <w:t xml:space="preserve"> entity)) </w:t>
+      </w:r>
+      <w:r>
+        <w:rPr>
+          <w:rStyle w:val="SpecialCharTok"/>
+        </w:rPr>
+        <w:t xml:space="preserve">+</w:t>
+      </w:r>
+      <w:r>
+        <w:rPr>
+          <w:rStyle w:val="NormalTok"/>
+        </w:rPr>
+        <w:t xml:space="preserve"> </w:t>
+      </w:r>
+      <w:r>
+        <w:br/>
+      </w:r>
+      <w:r>
+        <w:rPr>
+          <w:rStyle w:val="NormalTok"/>
+        </w:rPr>
+        <w:t xml:space="preserve">  </w:t>
+      </w:r>
+      <w:r>
+        <w:rPr>
+          <w:rStyle w:val="FunctionTok"/>
+        </w:rPr>
+        <w:t xml:space="preserve">geom_line</w:t>
+      </w:r>
+      <w:r>
+        <w:rPr>
+          <w:rStyle w:val="NormalTok"/>
+        </w:rPr>
+        <w:t xml:space="preserve">() </w:t>
+      </w:r>
+      <w:r>
+        <w:rPr>
+          <w:rStyle w:val="SpecialCharTok"/>
+        </w:rPr>
+        <w:t xml:space="preserve">+</w:t>
+      </w:r>
+      <w:r>
+        <w:br/>
+      </w:r>
+      <w:r>
+        <w:rPr>
+          <w:rStyle w:val="NormalTok"/>
+        </w:rPr>
+        <w:t xml:space="preserve">  </w:t>
+      </w:r>
+      <w:r>
+        <w:rPr>
+          <w:rStyle w:val="FunctionTok"/>
+        </w:rPr>
+        <w:t xml:space="preserve">scale_y_continuous</w:t>
+      </w:r>
+      <w:r>
+        <w:rPr>
+          <w:rStyle w:val="NormalTok"/>
+        </w:rPr>
+        <w:t xml:space="preserve">(</w:t>
+      </w:r>
+      <w:r>
+        <w:rPr>
+          <w:rStyle w:val="AttributeTok"/>
+        </w:rPr>
+        <w:t xml:space="preserve">labels =</w:t>
+      </w:r>
+      <w:r>
+        <w:rPr>
+          <w:rStyle w:val="NormalTok"/>
+        </w:rPr>
+        <w:t xml:space="preserve"> </w:t>
+      </w:r>
+      <w:r>
+        <w:rPr>
+          <w:rStyle w:val="FunctionTok"/>
+        </w:rPr>
+        <w:t xml:space="preserve">label_comma</w:t>
+      </w:r>
+      <w:r>
+        <w:rPr>
+          <w:rStyle w:val="NormalTok"/>
+        </w:rPr>
+        <w:t xml:space="preserve"> (</w:t>
+      </w:r>
+      <w:r>
+        <w:rPr>
+          <w:rStyle w:val="AttributeTok"/>
+        </w:rPr>
+        <w:t xml:space="preserve">scale =</w:t>
+      </w:r>
+      <w:r>
+        <w:rPr>
+          <w:rStyle w:val="NormalTok"/>
+        </w:rPr>
+        <w:t xml:space="preserve"> </w:t>
+      </w:r>
+      <w:r>
+        <w:rPr>
+          <w:rStyle w:val="FloatTok"/>
+        </w:rPr>
+        <w:t xml:space="preserve">1e-9</w:t>
+      </w:r>
+      <w:r>
+        <w:rPr>
+          <w:rStyle w:val="NormalTok"/>
+        </w:rPr>
+        <w:t xml:space="preserve">)) </w:t>
+      </w:r>
+      <w:r>
+        <w:rPr>
+          <w:rStyle w:val="SpecialCharTok"/>
+        </w:rPr>
+        <w:t xml:space="preserve">+</w:t>
+      </w:r>
+      <w:r>
+        <w:rPr>
+          <w:rStyle w:val="NormalTok"/>
+        </w:rPr>
+        <w:t xml:space="preserve"> </w:t>
+      </w:r>
+      <w:r>
+        <w:br/>
+      </w:r>
+      <w:r>
+        <w:rPr>
+          <w:rStyle w:val="NormalTok"/>
+        </w:rPr>
+        <w:t xml:space="preserve">  </w:t>
+      </w:r>
+      <w:r>
+        <w:rPr>
+          <w:rStyle w:val="FunctionTok"/>
+        </w:rPr>
+        <w:t xml:space="preserve">labs</w:t>
+      </w:r>
+      <w:r>
+        <w:rPr>
+          <w:rStyle w:val="NormalTok"/>
+        </w:rPr>
+        <w:t xml:space="preserve">(</w:t>
+      </w:r>
+      <w:r>
+        <w:rPr>
+          <w:rStyle w:val="AttributeTok"/>
+        </w:rPr>
+        <w:t xml:space="preserve">x =</w:t>
+      </w:r>
+      <w:r>
+        <w:rPr>
+          <w:rStyle w:val="NormalTok"/>
+        </w:rPr>
+        <w:t xml:space="preserve"> </w:t>
+      </w:r>
+      <w:r>
+        <w:rPr>
+          <w:rStyle w:val="StringTok"/>
+        </w:rPr>
+        <w:t xml:space="preserve">"Year"</w:t>
+      </w:r>
+      <w:r>
+        <w:rPr>
+          <w:rStyle w:val="NormalTok"/>
+        </w:rPr>
+        <w:t xml:space="preserve">, </w:t>
+      </w:r>
+      <w:r>
+        <w:rPr>
+          <w:rStyle w:val="AttributeTok"/>
+        </w:rPr>
+        <w:t xml:space="preserve">y =</w:t>
+      </w:r>
+      <w:r>
+        <w:rPr>
+          <w:rStyle w:val="NormalTok"/>
+        </w:rPr>
+        <w:t xml:space="preserve"> </w:t>
+      </w:r>
+      <w:r>
+        <w:rPr>
+          <w:rStyle w:val="StringTok"/>
+        </w:rPr>
+        <w:t xml:space="preserve">"co2 i (milliarder tonn)"</w:t>
+      </w:r>
+      <w:r>
+        <w:rPr>
+          <w:rStyle w:val="NormalTok"/>
+        </w:rPr>
+        <w:t xml:space="preserve">, </w:t>
+      </w:r>
+      <w:r>
+        <w:rPr>
+          <w:rStyle w:val="AttributeTok"/>
+        </w:rPr>
+        <w:t xml:space="preserve">title =</w:t>
+      </w:r>
+      <w:r>
+        <w:rPr>
+          <w:rStyle w:val="NormalTok"/>
+        </w:rPr>
+        <w:t xml:space="preserve"> </w:t>
+      </w:r>
+      <w:r>
+        <w:rPr>
+          <w:rStyle w:val="StringTok"/>
+        </w:rPr>
+        <w:t xml:space="preserve">"Okning i co2"</w:t>
+      </w:r>
+      <w:r>
+        <w:rPr>
+          <w:rStyle w:val="NormalTok"/>
+        </w:rPr>
+        <w:t xml:space="preserve">, </w:t>
+      </w:r>
+      <w:r>
+        <w:rPr>
+          <w:rStyle w:val="AttributeTok"/>
+        </w:rPr>
+        <w:t xml:space="preserve">color =</w:t>
+      </w:r>
+      <w:r>
+        <w:rPr>
+          <w:rStyle w:val="NormalTok"/>
+        </w:rPr>
+        <w:t xml:space="preserve"> </w:t>
+      </w:r>
+      <w:r>
+        <w:rPr>
+          <w:rStyle w:val="StringTok"/>
+        </w:rPr>
+        <w:t xml:space="preserve">"Land"</w:t>
+      </w:r>
+      <w:r>
+        <w:rPr>
+          <w:rStyle w:val="NormalTok"/>
+        </w:rPr>
+        <w:t xml:space="preserve">)</w:t>
+      </w:r>
+      <w:r>
+        <w:br/>
+      </w:r>
+      <w:r>
+        <w:rPr>
+          <w:rStyle w:val="NormalTok"/>
+        </w:rPr>
+        <w:t xml:space="preserve">  </w:t>
+      </w:r>
+      <w:r>
+        <w:br/>
+      </w:r>
+      <w:r>
+        <w:rPr>
+          <w:rStyle w:val="NormalTok"/>
+        </w:rPr>
+        <w:t xml:space="preserve">  </w:t>
+      </w:r>
+      <w:r>
+        <w:br/>
+      </w:r>
+      <w:r>
+        <w:rPr>
+          <w:rStyle w:val="NormalTok"/>
+        </w:rPr>
+        <w:t xml:space="preserve">  </w:t>
+      </w:r>
+      <w:r>
+        <w:br/>
+      </w:r>
+      <w:r>
+        <w:br/>
+      </w:r>
+      <w:r>
+        <w:rPr>
+          <w:rStyle w:val="NormalTok"/>
+        </w:rPr>
+        <w:t xml:space="preserve">p2</w:t>
+      </w:r>
+    </w:p>
+    <w:p>
+      <w:pPr>
+        <w:pStyle w:val="FirstParagraph"/>
+      </w:pPr>
+      <w:r>
+        <w:drawing>
+          <wp:inline>
+            <wp:extent cx="4620126" cy="3696101"/>
+            <wp:effectExtent b="0" l="0" r="0" t="0"/>
+            <wp:docPr descr="" title="" id="24" name="Picture"/>
+            <a:graphic>
+              <a:graphicData uri="http://schemas.openxmlformats.org/drawingml/2006/picture">
+                <pic:pic>
+                  <pic:nvPicPr>
+                    <pic:cNvPr descr="co2_files/figure-docx/unnamed-chunk-3-1.png" id="25" name="Picture"/>
+                    <pic:cNvPicPr>
+                      <a:picLocks noChangeArrowheads="1" noChangeAspect="1"/>
+                    </pic:cNvPicPr>
+                  </pic:nvPicPr>
+                  <pic:blipFill>
+                    <a:blip r:embed="rId23"/>
+                    <a:stretch>
+                      <a:fillRect/>
+                    </a:stretch>
+                  </pic:blipFill>
+                  <pic:spPr bwMode="auto">
+                    <a:xfrm>
+                      <a:off x="0" y="0"/>
+                      <a:ext cx="4620126" cy="3696101"/>
+                    </a:xfrm>
+                    <a:prstGeom prst="rect">
+                      <a:avLst/>
+                    </a:prstGeom>
+                    <a:noFill/>
+                    <a:ln w="9525">
+                      <a:noFill/>
+                      <a:headEnd/>
+                      <a:tailEnd/>
+                    </a:ln>
+                  </pic:spPr>
+                </pic:pic>
+              </a:graphicData>
+            </a:graphic>
+          </wp:inline>
+        </w:drawing>
+      </w:r>
+    </w:p>
+    <w:p>
+      <w:pPr>
+        <w:pStyle w:val="SourceCode"/>
+      </w:pPr>
+      <w:r>
+        <w:rPr>
+          <w:rStyle w:val="NormalTok"/>
+        </w:rPr>
+        <w:t xml:space="preserve">us </w:t>
+      </w:r>
+      <w:r>
+        <w:rPr>
+          <w:rStyle w:val="OtherTok"/>
+        </w:rPr>
+        <w:t xml:space="preserve">&lt;-</w:t>
+      </w:r>
+      <w:r>
+        <w:rPr>
+          <w:rStyle w:val="NormalTok"/>
+        </w:rPr>
+        <w:t xml:space="preserve"> co2 </w:t>
+      </w:r>
+      <w:r>
+        <w:rPr>
+          <w:rStyle w:val="SpecialCharTok"/>
+        </w:rPr>
+        <w:t xml:space="preserve">|&gt;</w:t>
+      </w:r>
+      <w:r>
+        <w:br/>
+      </w:r>
+      <w:r>
+        <w:rPr>
+          <w:rStyle w:val="NormalTok"/>
+        </w:rPr>
+        <w:t xml:space="preserve">  </w:t>
+      </w:r>
+      <w:r>
+        <w:rPr>
+          <w:rStyle w:val="FunctionTok"/>
+        </w:rPr>
+        <w:t xml:space="preserve">arrange</w:t>
+      </w:r>
+      <w:r>
+        <w:rPr>
+          <w:rStyle w:val="NormalTok"/>
+        </w:rPr>
+        <w:t xml:space="preserve">(year)</w:t>
+      </w:r>
+      <w:r>
+        <w:rPr>
+          <w:rStyle w:val="SpecialCharTok"/>
+        </w:rPr>
+        <w:t xml:space="preserve">|&gt;</w:t>
+      </w:r>
+      <w:r>
+        <w:br/>
+      </w:r>
+      <w:r>
+        <w:rPr>
+          <w:rStyle w:val="NormalTok"/>
+        </w:rPr>
+        <w:t xml:space="preserve">  </w:t>
+      </w:r>
+      <w:r>
+        <w:rPr>
+          <w:rStyle w:val="FunctionTok"/>
+        </w:rPr>
+        <w:t xml:space="preserve">filter</w:t>
+      </w:r>
+      <w:r>
+        <w:rPr>
+          <w:rStyle w:val="NormalTok"/>
+        </w:rPr>
+        <w:t xml:space="preserve">(code </w:t>
+      </w:r>
+      <w:r>
+        <w:rPr>
+          <w:rStyle w:val="SpecialCharTok"/>
+        </w:rPr>
+        <w:t xml:space="preserve">==</w:t>
+      </w:r>
+      <w:r>
+        <w:rPr>
+          <w:rStyle w:val="NormalTok"/>
+        </w:rPr>
+        <w:t xml:space="preserve"> </w:t>
+      </w:r>
+      <w:r>
+        <w:rPr>
+          <w:rStyle w:val="StringTok"/>
+        </w:rPr>
+        <w:t xml:space="preserve">"USA"</w:t>
+      </w:r>
+      <w:r>
+        <w:rPr>
+          <w:rStyle w:val="NormalTok"/>
+        </w:rPr>
+        <w:t xml:space="preserve">)</w:t>
+      </w:r>
+      <w:r>
+        <w:rPr>
+          <w:rStyle w:val="SpecialCharTok"/>
+        </w:rPr>
+        <w:t xml:space="preserve">|&gt;</w:t>
+      </w:r>
+      <w:r>
+        <w:br/>
+      </w:r>
+      <w:r>
+        <w:rPr>
+          <w:rStyle w:val="NormalTok"/>
+        </w:rPr>
+        <w:t xml:space="preserve">  </w:t>
+      </w:r>
+      <w:r>
+        <w:rPr>
+          <w:rStyle w:val="FunctionTok"/>
+        </w:rPr>
+        <w:t xml:space="preserve">select</w:t>
+      </w:r>
+      <w:r>
+        <w:rPr>
+          <w:rStyle w:val="NormalTok"/>
+        </w:rPr>
+        <w:t xml:space="preserve">(year,co2)</w:t>
+      </w:r>
+      <w:r>
+        <w:br/>
+      </w:r>
+      <w:r>
+        <w:br/>
+      </w:r>
+      <w:r>
+        <w:rPr>
+          <w:rStyle w:val="NormalTok"/>
+        </w:rPr>
+        <w:t xml:space="preserve">chn </w:t>
+      </w:r>
+      <w:r>
+        <w:rPr>
+          <w:rStyle w:val="OtherTok"/>
+        </w:rPr>
+        <w:t xml:space="preserve">&lt;-</w:t>
+      </w:r>
+      <w:r>
+        <w:rPr>
+          <w:rStyle w:val="NormalTok"/>
+        </w:rPr>
+        <w:t xml:space="preserve"> co2 </w:t>
+      </w:r>
+      <w:r>
+        <w:rPr>
+          <w:rStyle w:val="SpecialCharTok"/>
+        </w:rPr>
+        <w:t xml:space="preserve">|&gt;</w:t>
+      </w:r>
+      <w:r>
+        <w:br/>
+      </w:r>
+      <w:r>
+        <w:rPr>
+          <w:rStyle w:val="NormalTok"/>
+        </w:rPr>
+        <w:t xml:space="preserve">  </w:t>
+      </w:r>
+      <w:r>
+        <w:rPr>
+          <w:rStyle w:val="FunctionTok"/>
+        </w:rPr>
+        <w:t xml:space="preserve">arrange</w:t>
+      </w:r>
+      <w:r>
+        <w:rPr>
+          <w:rStyle w:val="NormalTok"/>
+        </w:rPr>
+        <w:t xml:space="preserve">(year)</w:t>
+      </w:r>
+      <w:r>
+        <w:rPr>
+          <w:rStyle w:val="SpecialCharTok"/>
+        </w:rPr>
+        <w:t xml:space="preserve">|&gt;</w:t>
+      </w:r>
+      <w:r>
+        <w:br/>
+      </w:r>
+      <w:r>
+        <w:rPr>
+          <w:rStyle w:val="NormalTok"/>
+        </w:rPr>
+        <w:t xml:space="preserve">  </w:t>
+      </w:r>
+      <w:r>
+        <w:rPr>
+          <w:rStyle w:val="FunctionTok"/>
+        </w:rPr>
+        <w:t xml:space="preserve">filter</w:t>
+      </w:r>
+      <w:r>
+        <w:rPr>
+          <w:rStyle w:val="NormalTok"/>
+        </w:rPr>
+        <w:t xml:space="preserve">(code </w:t>
+      </w:r>
+      <w:r>
+        <w:rPr>
+          <w:rStyle w:val="SpecialCharTok"/>
+        </w:rPr>
+        <w:t xml:space="preserve">==</w:t>
+      </w:r>
+      <w:r>
+        <w:rPr>
+          <w:rStyle w:val="NormalTok"/>
+        </w:rPr>
+        <w:t xml:space="preserve"> </w:t>
+      </w:r>
+      <w:r>
+        <w:rPr>
+          <w:rStyle w:val="StringTok"/>
+        </w:rPr>
+        <w:t xml:space="preserve">"CHN"</w:t>
+      </w:r>
+      <w:r>
+        <w:rPr>
+          <w:rStyle w:val="NormalTok"/>
+        </w:rPr>
+        <w:t xml:space="preserve">)</w:t>
+      </w:r>
+      <w:r>
+        <w:rPr>
+          <w:rStyle w:val="SpecialCharTok"/>
+        </w:rPr>
+        <w:t xml:space="preserve">|&gt;</w:t>
+      </w:r>
+      <w:r>
+        <w:br/>
+      </w:r>
+      <w:r>
+        <w:rPr>
+          <w:rStyle w:val="NormalTok"/>
+        </w:rPr>
+        <w:t xml:space="preserve">  </w:t>
+      </w:r>
+      <w:r>
+        <w:rPr>
+          <w:rStyle w:val="FunctionTok"/>
+        </w:rPr>
+        <w:t xml:space="preserve">select</w:t>
+      </w:r>
+      <w:r>
+        <w:rPr>
+          <w:rStyle w:val="NormalTok"/>
+        </w:rPr>
+        <w:t xml:space="preserve">(year,co2)</w:t>
+      </w:r>
+      <w:r>
+        <w:br/>
+      </w:r>
+      <w:r>
+        <w:br/>
+      </w:r>
+      <w:r>
+        <w:rPr>
+          <w:rStyle w:val="NormalTok"/>
+        </w:rPr>
+        <w:t xml:space="preserve">global </w:t>
+      </w:r>
+      <w:r>
+        <w:rPr>
+          <w:rStyle w:val="OtherTok"/>
+        </w:rPr>
+        <w:t xml:space="preserve">&lt;-</w:t>
+      </w:r>
+      <w:r>
+        <w:rPr>
+          <w:rStyle w:val="NormalTok"/>
+        </w:rPr>
+        <w:t xml:space="preserve"> co2 </w:t>
+      </w:r>
+      <w:r>
+        <w:rPr>
+          <w:rStyle w:val="SpecialCharTok"/>
+        </w:rPr>
+        <w:t xml:space="preserve">|&gt;</w:t>
+      </w:r>
+      <w:r>
+        <w:br/>
+      </w:r>
+      <w:r>
+        <w:rPr>
+          <w:rStyle w:val="NormalTok"/>
+        </w:rPr>
+        <w:t xml:space="preserve">  </w:t>
+      </w:r>
+      <w:r>
+        <w:rPr>
+          <w:rStyle w:val="FunctionTok"/>
+        </w:rPr>
+        <w:t xml:space="preserve">arrange</w:t>
+      </w:r>
+      <w:r>
+        <w:rPr>
+          <w:rStyle w:val="NormalTok"/>
+        </w:rPr>
+        <w:t xml:space="preserve">(year)</w:t>
+      </w:r>
+      <w:r>
+        <w:rPr>
+          <w:rStyle w:val="SpecialCharTok"/>
+        </w:rPr>
+        <w:t xml:space="preserve">|&gt;</w:t>
+      </w:r>
+      <w:r>
+        <w:br/>
+      </w:r>
+      <w:r>
+        <w:rPr>
+          <w:rStyle w:val="NormalTok"/>
+        </w:rPr>
+        <w:t xml:space="preserve">  </w:t>
+      </w:r>
+      <w:r>
+        <w:rPr>
+          <w:rStyle w:val="FunctionTok"/>
+        </w:rPr>
+        <w:t xml:space="preserve">summarise</w:t>
+      </w:r>
+      <w:r>
+        <w:rPr>
+          <w:rStyle w:val="NormalTok"/>
+        </w:rPr>
+        <w:t xml:space="preserve">(</w:t>
+      </w:r>
+      <w:r>
+        <w:rPr>
+          <w:rStyle w:val="AttributeTok"/>
+        </w:rPr>
+        <w:t xml:space="preserve">co2 =</w:t>
+      </w:r>
+      <w:r>
+        <w:rPr>
+          <w:rStyle w:val="NormalTok"/>
+        </w:rPr>
+        <w:t xml:space="preserve"> </w:t>
+      </w:r>
+      <w:r>
+        <w:rPr>
+          <w:rStyle w:val="FunctionTok"/>
+        </w:rPr>
+        <w:t xml:space="preserve">sum</w:t>
+      </w:r>
+      <w:r>
+        <w:rPr>
+          <w:rStyle w:val="NormalTok"/>
+        </w:rPr>
+        <w:t xml:space="preserve">(co2), </w:t>
+      </w:r>
+      <w:r>
+        <w:rPr>
+          <w:rStyle w:val="AttributeTok"/>
+        </w:rPr>
+        <w:t xml:space="preserve">.by =</w:t>
+      </w:r>
+      <w:r>
+        <w:rPr>
+          <w:rStyle w:val="NormalTok"/>
+        </w:rPr>
+        <w:t xml:space="preserve"> year)</w:t>
+      </w:r>
+      <w:r>
+        <w:rPr>
+          <w:rStyle w:val="SpecialCharTok"/>
+        </w:rPr>
+        <w:t xml:space="preserve">|&gt;</w:t>
+      </w:r>
+      <w:r>
+        <w:br/>
+      </w:r>
+      <w:r>
+        <w:rPr>
+          <w:rStyle w:val="NormalTok"/>
+        </w:rPr>
+        <w:t xml:space="preserve">  </w:t>
+      </w:r>
+      <w:r>
+        <w:rPr>
+          <w:rStyle w:val="FunctionTok"/>
+        </w:rPr>
+        <w:t xml:space="preserve">left_join</w:t>
+      </w:r>
+      <w:r>
+        <w:rPr>
+          <w:rStyle w:val="NormalTok"/>
+        </w:rPr>
+        <w:t xml:space="preserve">(us,</w:t>
+      </w:r>
+      <w:r>
+        <w:rPr>
+          <w:rStyle w:val="AttributeTok"/>
+        </w:rPr>
+        <w:t xml:space="preserve">by =</w:t>
+      </w:r>
+      <w:r>
+        <w:rPr>
+          <w:rStyle w:val="NormalTok"/>
+        </w:rPr>
+        <w:t xml:space="preserve"> </w:t>
+      </w:r>
+      <w:r>
+        <w:rPr>
+          <w:rStyle w:val="StringTok"/>
+        </w:rPr>
+        <w:t xml:space="preserve">"year"</w:t>
+      </w:r>
+      <w:r>
+        <w:rPr>
+          <w:rStyle w:val="NormalTok"/>
+        </w:rPr>
+        <w:t xml:space="preserve">, </w:t>
+      </w:r>
+      <w:r>
+        <w:rPr>
+          <w:rStyle w:val="AttributeTok"/>
+        </w:rPr>
+        <w:t xml:space="preserve">suffix =</w:t>
+      </w:r>
+      <w:r>
+        <w:rPr>
+          <w:rStyle w:val="NormalTok"/>
+        </w:rPr>
+        <w:t xml:space="preserve"> </w:t>
+      </w:r>
+      <w:r>
+        <w:rPr>
+          <w:rStyle w:val="FunctionTok"/>
+        </w:rPr>
+        <w:t xml:space="preserve">c</w:t>
+      </w:r>
+      <w:r>
+        <w:rPr>
+          <w:rStyle w:val="NormalTok"/>
+        </w:rPr>
+        <w:t xml:space="preserve">(</w:t>
+      </w:r>
+      <w:r>
+        <w:rPr>
+          <w:rStyle w:val="StringTok"/>
+        </w:rPr>
+        <w:t xml:space="preserve">""</w:t>
+      </w:r>
+      <w:r>
+        <w:rPr>
+          <w:rStyle w:val="NormalTok"/>
+        </w:rPr>
+        <w:t xml:space="preserve">,</w:t>
+      </w:r>
+      <w:r>
+        <w:rPr>
+          <w:rStyle w:val="StringTok"/>
+        </w:rPr>
+        <w:t xml:space="preserve">"_usa"</w:t>
+      </w:r>
+      <w:r>
+        <w:rPr>
+          <w:rStyle w:val="NormalTok"/>
+        </w:rPr>
+        <w:t xml:space="preserve">))</w:t>
+      </w:r>
+      <w:r>
+        <w:rPr>
+          <w:rStyle w:val="SpecialCharTok"/>
+        </w:rPr>
+        <w:t xml:space="preserve">|&gt;</w:t>
+      </w:r>
+      <w:r>
+        <w:br/>
+      </w:r>
+      <w:r>
+        <w:rPr>
+          <w:rStyle w:val="NormalTok"/>
+        </w:rPr>
+        <w:t xml:space="preserve">  </w:t>
+      </w:r>
+      <w:r>
+        <w:rPr>
+          <w:rStyle w:val="FunctionTok"/>
+        </w:rPr>
+        <w:t xml:space="preserve">left_join</w:t>
+      </w:r>
+      <w:r>
+        <w:rPr>
+          <w:rStyle w:val="NormalTok"/>
+        </w:rPr>
+        <w:t xml:space="preserve">(chn,</w:t>
+      </w:r>
+      <w:r>
+        <w:rPr>
+          <w:rStyle w:val="AttributeTok"/>
+        </w:rPr>
+        <w:t xml:space="preserve">by =</w:t>
+      </w:r>
+      <w:r>
+        <w:rPr>
+          <w:rStyle w:val="NormalTok"/>
+        </w:rPr>
+        <w:t xml:space="preserve"> </w:t>
+      </w:r>
+      <w:r>
+        <w:rPr>
+          <w:rStyle w:val="StringTok"/>
+        </w:rPr>
+        <w:t xml:space="preserve">"year"</w:t>
+      </w:r>
+      <w:r>
+        <w:rPr>
+          <w:rStyle w:val="NormalTok"/>
+        </w:rPr>
+        <w:t xml:space="preserve">, </w:t>
+      </w:r>
+      <w:r>
+        <w:rPr>
+          <w:rStyle w:val="AttributeTok"/>
+        </w:rPr>
+        <w:t xml:space="preserve">suffix =</w:t>
+      </w:r>
+      <w:r>
+        <w:rPr>
+          <w:rStyle w:val="NormalTok"/>
+        </w:rPr>
+        <w:t xml:space="preserve"> </w:t>
+      </w:r>
+      <w:r>
+        <w:rPr>
+          <w:rStyle w:val="FunctionTok"/>
+        </w:rPr>
+        <w:t xml:space="preserve">c</w:t>
+      </w:r>
+      <w:r>
+        <w:rPr>
+          <w:rStyle w:val="NormalTok"/>
+        </w:rPr>
+        <w:t xml:space="preserve">(</w:t>
+      </w:r>
+      <w:r>
+        <w:rPr>
+          <w:rStyle w:val="StringTok"/>
+        </w:rPr>
+        <w:t xml:space="preserve">""</w:t>
+      </w:r>
+      <w:r>
+        <w:rPr>
+          <w:rStyle w:val="NormalTok"/>
+        </w:rPr>
+        <w:t xml:space="preserve">,</w:t>
+      </w:r>
+      <w:r>
+        <w:rPr>
+          <w:rStyle w:val="StringTok"/>
+        </w:rPr>
+        <w:t xml:space="preserve">"_china"</w:t>
+      </w:r>
+      <w:r>
+        <w:rPr>
+          <w:rStyle w:val="NormalTok"/>
+        </w:rPr>
+        <w:t xml:space="preserve">))</w:t>
+      </w:r>
+      <w:r>
+        <w:rPr>
+          <w:rStyle w:val="SpecialCharTok"/>
+        </w:rPr>
+        <w:t xml:space="preserve">|&gt;</w:t>
+      </w:r>
+      <w:r>
+        <w:br/>
+      </w:r>
+      <w:r>
+        <w:rPr>
+          <w:rStyle w:val="NormalTok"/>
+        </w:rPr>
+        <w:t xml:space="preserve">  </w:t>
+      </w:r>
+      <w:r>
+        <w:rPr>
+          <w:rStyle w:val="CommentTok"/>
+        </w:rPr>
+        <w:t xml:space="preserve">#kombinerer de to tibblene med hensyn på år. Da de har to kolonner med samme navn, legger vi til _usa etter co2, slik at disse ikke merger sammen</w:t>
+      </w:r>
+      <w:r>
+        <w:br/>
+      </w:r>
+      <w:r>
+        <w:rPr>
+          <w:rStyle w:val="NormalTok"/>
+        </w:rPr>
+        <w:t xml:space="preserve">  </w:t>
+      </w:r>
+      <w:r>
+        <w:rPr>
+          <w:rStyle w:val="FunctionTok"/>
+        </w:rPr>
+        <w:t xml:space="preserve">mutate</w:t>
+      </w:r>
+      <w:r>
+        <w:rPr>
+          <w:rStyle w:val="NormalTok"/>
+        </w:rPr>
+        <w:t xml:space="preserve">(</w:t>
+      </w:r>
+      <w:r>
+        <w:rPr>
+          <w:rStyle w:val="AttributeTok"/>
+        </w:rPr>
+        <w:t xml:space="preserve">andel_Usa =</w:t>
+      </w:r>
+      <w:r>
+        <w:rPr>
+          <w:rStyle w:val="NormalTok"/>
+        </w:rPr>
+        <w:t xml:space="preserve"> co2_usa</w:t>
+      </w:r>
+      <w:r>
+        <w:rPr>
+          <w:rStyle w:val="SpecialCharTok"/>
+        </w:rPr>
+        <w:t xml:space="preserve">/</w:t>
+      </w:r>
+      <w:r>
+        <w:rPr>
+          <w:rStyle w:val="NormalTok"/>
+        </w:rPr>
+        <w:t xml:space="preserve">co2) </w:t>
+      </w:r>
+      <w:r>
+        <w:rPr>
+          <w:rStyle w:val="SpecialCharTok"/>
+        </w:rPr>
+        <w:t xml:space="preserve">|&gt;</w:t>
+      </w:r>
+      <w:r>
+        <w:br/>
+      </w:r>
+      <w:r>
+        <w:rPr>
+          <w:rStyle w:val="NormalTok"/>
+        </w:rPr>
+        <w:t xml:space="preserve">  </w:t>
+      </w:r>
+      <w:r>
+        <w:rPr>
+          <w:rStyle w:val="FunctionTok"/>
+        </w:rPr>
+        <w:t xml:space="preserve">mutate</w:t>
+      </w:r>
+      <w:r>
+        <w:rPr>
+          <w:rStyle w:val="NormalTok"/>
+        </w:rPr>
+        <w:t xml:space="preserve">(</w:t>
+      </w:r>
+      <w:r>
+        <w:rPr>
+          <w:rStyle w:val="AttributeTok"/>
+        </w:rPr>
+        <w:t xml:space="preserve">andel_Cina =</w:t>
+      </w:r>
+      <w:r>
+        <w:rPr>
+          <w:rStyle w:val="NormalTok"/>
+        </w:rPr>
+        <w:t xml:space="preserve"> co2_china</w:t>
+      </w:r>
+      <w:r>
+        <w:rPr>
+          <w:rStyle w:val="SpecialCharTok"/>
+        </w:rPr>
+        <w:t xml:space="preserve">/</w:t>
+      </w:r>
+      <w:r>
+        <w:rPr>
+          <w:rStyle w:val="NormalTok"/>
+        </w:rPr>
+        <w:t xml:space="preserve">co2)</w:t>
+      </w:r>
+      <w:r>
+        <w:rPr>
+          <w:rStyle w:val="SpecialCharTok"/>
+        </w:rPr>
+        <w:t xml:space="preserve">|&gt;</w:t>
+      </w:r>
+      <w:r>
+        <w:br/>
+      </w:r>
+      <w:r>
+        <w:rPr>
+          <w:rStyle w:val="NormalTok"/>
+        </w:rPr>
+        <w:t xml:space="preserve">  </w:t>
+      </w:r>
+      <w:r>
+        <w:rPr>
+          <w:rStyle w:val="FunctionTok"/>
+        </w:rPr>
+        <w:t xml:space="preserve">select</w:t>
+      </w:r>
+      <w:r>
+        <w:rPr>
+          <w:rStyle w:val="NormalTok"/>
+        </w:rPr>
+        <w:t xml:space="preserve">(</w:t>
+      </w:r>
+      <w:r>
+        <w:rPr>
+          <w:rStyle w:val="SpecialCharTok"/>
+        </w:rPr>
+        <w:t xml:space="preserve">-</w:t>
+      </w:r>
+      <w:r>
+        <w:rPr>
+          <w:rStyle w:val="FunctionTok"/>
+        </w:rPr>
+        <w:t xml:space="preserve">c</w:t>
+      </w:r>
+      <w:r>
+        <w:rPr>
+          <w:rStyle w:val="NormalTok"/>
+        </w:rPr>
+        <w:t xml:space="preserve">(co2_usa,co2_china,co2))</w:t>
+      </w:r>
+      <w:r>
+        <w:rPr>
+          <w:rStyle w:val="SpecialCharTok"/>
+        </w:rPr>
+        <w:t xml:space="preserve">|&gt;</w:t>
+      </w:r>
+      <w:r>
+        <w:br/>
+      </w:r>
+      <w:r>
+        <w:rPr>
+          <w:rStyle w:val="NormalTok"/>
+        </w:rPr>
+        <w:t xml:space="preserve">  </w:t>
+      </w:r>
+      <w:r>
+        <w:rPr>
+          <w:rStyle w:val="FunctionTok"/>
+        </w:rPr>
+        <w:t xml:space="preserve">pivot_longer</w:t>
+      </w:r>
+      <w:r>
+        <w:rPr>
+          <w:rStyle w:val="NormalTok"/>
+        </w:rPr>
+        <w:t xml:space="preserve">(</w:t>
+      </w:r>
+      <w:r>
+        <w:rPr>
+          <w:rStyle w:val="AttributeTok"/>
+        </w:rPr>
+        <w:t xml:space="preserve">cols =</w:t>
+      </w:r>
+      <w:r>
+        <w:rPr>
+          <w:rStyle w:val="NormalTok"/>
+        </w:rPr>
+        <w:t xml:space="preserve"> </w:t>
+      </w:r>
+      <w:r>
+        <w:rPr>
+          <w:rStyle w:val="SpecialCharTok"/>
+        </w:rPr>
+        <w:t xml:space="preserve">-</w:t>
+      </w:r>
+      <w:r>
+        <w:rPr>
+          <w:rStyle w:val="NormalTok"/>
+        </w:rPr>
+        <w:t xml:space="preserve">year,</w:t>
+      </w:r>
+      <w:r>
+        <w:br/>
+      </w:r>
+      <w:r>
+        <w:rPr>
+          <w:rStyle w:val="NormalTok"/>
+        </w:rPr>
+        <w:t xml:space="preserve">               </w:t>
+      </w:r>
+      <w:r>
+        <w:rPr>
+          <w:rStyle w:val="AttributeTok"/>
+        </w:rPr>
+        <w:t xml:space="preserve">names_prefix =</w:t>
+      </w:r>
+      <w:r>
+        <w:rPr>
+          <w:rStyle w:val="NormalTok"/>
+        </w:rPr>
+        <w:t xml:space="preserve"> </w:t>
+      </w:r>
+      <w:r>
+        <w:rPr>
+          <w:rStyle w:val="StringTok"/>
+        </w:rPr>
+        <w:t xml:space="preserve">"andel_"</w:t>
+      </w:r>
+      <w:r>
+        <w:rPr>
+          <w:rStyle w:val="NormalTok"/>
+        </w:rPr>
+        <w:t xml:space="preserve">,</w:t>
+      </w:r>
+      <w:r>
+        <w:br/>
+      </w:r>
+      <w:r>
+        <w:rPr>
+          <w:rStyle w:val="NormalTok"/>
+        </w:rPr>
+        <w:t xml:space="preserve">               </w:t>
+      </w:r>
+      <w:r>
+        <w:rPr>
+          <w:rStyle w:val="AttributeTok"/>
+        </w:rPr>
+        <w:t xml:space="preserve">names_to =</w:t>
+      </w:r>
+      <w:r>
+        <w:rPr>
+          <w:rStyle w:val="NormalTok"/>
+        </w:rPr>
+        <w:t xml:space="preserve"> </w:t>
+      </w:r>
+      <w:r>
+        <w:rPr>
+          <w:rStyle w:val="StringTok"/>
+        </w:rPr>
+        <w:t xml:space="preserve">"Land"</w:t>
+      </w:r>
+      <w:r>
+        <w:rPr>
+          <w:rStyle w:val="NormalTok"/>
+        </w:rPr>
+        <w:t xml:space="preserve">,</w:t>
+      </w:r>
+      <w:r>
+        <w:br/>
+      </w:r>
+      <w:r>
+        <w:rPr>
+          <w:rStyle w:val="NormalTok"/>
+        </w:rPr>
+        <w:t xml:space="preserve">               </w:t>
+      </w:r>
+      <w:r>
+        <w:rPr>
+          <w:rStyle w:val="AttributeTok"/>
+        </w:rPr>
+        <w:t xml:space="preserve">values_to =</w:t>
+      </w:r>
+      <w:r>
+        <w:rPr>
+          <w:rStyle w:val="NormalTok"/>
+        </w:rPr>
+        <w:t xml:space="preserve"> </w:t>
+      </w:r>
+      <w:r>
+        <w:rPr>
+          <w:rStyle w:val="StringTok"/>
+        </w:rPr>
+        <w:t xml:space="preserve">"Utslipp"</w:t>
+      </w:r>
+      <w:r>
+        <w:rPr>
+          <w:rStyle w:val="NormalTok"/>
+        </w:rPr>
+        <w:t xml:space="preserve">)</w:t>
+      </w:r>
+      <w:r>
+        <w:rPr>
+          <w:rStyle w:val="SpecialCharTok"/>
+        </w:rPr>
+        <w:t xml:space="preserve">|&gt;</w:t>
+      </w:r>
+      <w:r>
+        <w:br/>
+      </w:r>
+      <w:r>
+        <w:rPr>
+          <w:rStyle w:val="NormalTok"/>
+        </w:rPr>
+        <w:t xml:space="preserve">  </w:t>
+      </w:r>
+      <w:r>
+        <w:rPr>
+          <w:rStyle w:val="FunctionTok"/>
+        </w:rPr>
+        <w:t xml:space="preserve">ggplot</w:t>
+      </w:r>
+      <w:r>
+        <w:rPr>
+          <w:rStyle w:val="NormalTok"/>
+        </w:rPr>
+        <w:t xml:space="preserve">(</w:t>
+      </w:r>
+      <w:r>
+        <w:rPr>
+          <w:rStyle w:val="FunctionTok"/>
+        </w:rPr>
+        <w:t xml:space="preserve">aes</w:t>
+      </w:r>
+      <w:r>
+        <w:rPr>
+          <w:rStyle w:val="NormalTok"/>
+        </w:rPr>
+        <w:t xml:space="preserve">(</w:t>
+      </w:r>
+      <w:r>
+        <w:rPr>
+          <w:rStyle w:val="AttributeTok"/>
+        </w:rPr>
+        <w:t xml:space="preserve">x =</w:t>
+      </w:r>
+      <w:r>
+        <w:rPr>
+          <w:rStyle w:val="NormalTok"/>
+        </w:rPr>
+        <w:t xml:space="preserve"> year, </w:t>
+      </w:r>
+      <w:r>
+        <w:rPr>
+          <w:rStyle w:val="AttributeTok"/>
+        </w:rPr>
+        <w:t xml:space="preserve">y =</w:t>
+      </w:r>
+      <w:r>
+        <w:rPr>
+          <w:rStyle w:val="NormalTok"/>
+        </w:rPr>
+        <w:t xml:space="preserve"> Utslipp, </w:t>
+      </w:r>
+      <w:r>
+        <w:rPr>
+          <w:rStyle w:val="AttributeTok"/>
+        </w:rPr>
+        <w:t xml:space="preserve">color =</w:t>
+      </w:r>
+      <w:r>
+        <w:rPr>
+          <w:rStyle w:val="NormalTok"/>
+        </w:rPr>
+        <w:t xml:space="preserve"> Land)) </w:t>
+      </w:r>
+      <w:r>
+        <w:rPr>
+          <w:rStyle w:val="SpecialCharTok"/>
+        </w:rPr>
+        <w:t xml:space="preserve">+</w:t>
+      </w:r>
+      <w:r>
+        <w:rPr>
+          <w:rStyle w:val="NormalTok"/>
+        </w:rPr>
+        <w:t xml:space="preserve"> </w:t>
+      </w:r>
+      <w:r>
+        <w:br/>
+      </w:r>
+      <w:r>
+        <w:rPr>
+          <w:rStyle w:val="NormalTok"/>
+        </w:rPr>
+        <w:t xml:space="preserve">  </w:t>
+      </w:r>
+      <w:r>
+        <w:rPr>
+          <w:rStyle w:val="FunctionTok"/>
+        </w:rPr>
+        <w:t xml:space="preserve">geom_line</w:t>
+      </w:r>
+      <w:r>
+        <w:rPr>
+          <w:rStyle w:val="NormalTok"/>
+        </w:rPr>
+        <w:t xml:space="preserve">() </w:t>
+      </w:r>
+      <w:r>
+        <w:rPr>
+          <w:rStyle w:val="SpecialCharTok"/>
+        </w:rPr>
+        <w:t xml:space="preserve">+</w:t>
+      </w:r>
+      <w:r>
+        <w:br/>
+      </w:r>
+      <w:r>
+        <w:rPr>
+          <w:rStyle w:val="NormalTok"/>
+        </w:rPr>
+        <w:t xml:space="preserve">  </w:t>
+      </w:r>
+      <w:r>
+        <w:rPr>
+          <w:rStyle w:val="FunctionTok"/>
+        </w:rPr>
+        <w:t xml:space="preserve">scale_y_continuous</w:t>
+      </w:r>
+      <w:r>
+        <w:rPr>
+          <w:rStyle w:val="NormalTok"/>
+        </w:rPr>
+        <w:t xml:space="preserve">(</w:t>
+      </w:r>
+      <w:r>
+        <w:rPr>
+          <w:rStyle w:val="AttributeTok"/>
+        </w:rPr>
+        <w:t xml:space="preserve">labels =</w:t>
+      </w:r>
+      <w:r>
+        <w:rPr>
+          <w:rStyle w:val="NormalTok"/>
+        </w:rPr>
+        <w:t xml:space="preserve"> </w:t>
+      </w:r>
+      <w:r>
+        <w:rPr>
+          <w:rStyle w:val="FunctionTok"/>
+        </w:rPr>
+        <w:t xml:space="preserve">label_comma</w:t>
+      </w:r>
+      <w:r>
+        <w:rPr>
+          <w:rStyle w:val="NormalTok"/>
+        </w:rPr>
+        <w:t xml:space="preserve">(</w:t>
+      </w:r>
+      <w:r>
+        <w:rPr>
+          <w:rStyle w:val="AttributeTok"/>
+        </w:rPr>
+        <w:t xml:space="preserve">scale =</w:t>
+      </w:r>
+      <w:r>
+        <w:rPr>
+          <w:rStyle w:val="NormalTok"/>
+        </w:rPr>
+        <w:t xml:space="preserve"> </w:t>
+      </w:r>
+      <w:r>
+        <w:rPr>
+          <w:rStyle w:val="FloatTok"/>
+        </w:rPr>
+        <w:t xml:space="preserve">1e2</w:t>
+      </w:r>
+      <w:r>
+        <w:rPr>
+          <w:rStyle w:val="NormalTok"/>
+        </w:rPr>
+        <w:t xml:space="preserve">)) </w:t>
+      </w:r>
+      <w:r>
+        <w:rPr>
+          <w:rStyle w:val="SpecialCharTok"/>
+        </w:rPr>
+        <w:t xml:space="preserve">+</w:t>
+      </w:r>
+      <w:r>
+        <w:br/>
+      </w:r>
+      <w:r>
+        <w:rPr>
+          <w:rStyle w:val="NormalTok"/>
+        </w:rPr>
+        <w:t xml:space="preserve">  </w:t>
+      </w:r>
+      <w:r>
+        <w:rPr>
+          <w:rStyle w:val="FunctionTok"/>
+        </w:rPr>
+        <w:t xml:space="preserve">labs</w:t>
+      </w:r>
+      <w:r>
+        <w:rPr>
+          <w:rStyle w:val="NormalTok"/>
+        </w:rPr>
+        <w:t xml:space="preserve">(</w:t>
+      </w:r>
+      <w:r>
+        <w:rPr>
+          <w:rStyle w:val="AttributeTok"/>
+        </w:rPr>
+        <w:t xml:space="preserve">y =</w:t>
+      </w:r>
+      <w:r>
+        <w:rPr>
+          <w:rStyle w:val="NormalTok"/>
+        </w:rPr>
+        <w:t xml:space="preserve"> </w:t>
+      </w:r>
+      <w:r>
+        <w:rPr>
+          <w:rStyle w:val="StringTok"/>
+        </w:rPr>
+        <w:t xml:space="preserve">"Utslipp (i prosent)"</w:t>
+      </w:r>
+      <w:r>
+        <w:rPr>
+          <w:rStyle w:val="NormalTok"/>
+        </w:rPr>
+        <w:t xml:space="preserve">, </w:t>
+      </w:r>
+      <w:r>
+        <w:rPr>
+          <w:rStyle w:val="AttributeTok"/>
+        </w:rPr>
+        <w:t xml:space="preserve">title =</w:t>
+      </w:r>
+      <w:r>
+        <w:rPr>
+          <w:rStyle w:val="NormalTok"/>
+        </w:rPr>
+        <w:t xml:space="preserve"> </w:t>
+      </w:r>
+      <w:r>
+        <w:rPr>
+          <w:rStyle w:val="StringTok"/>
+        </w:rPr>
+        <w:t xml:space="preserve">"Andel av  verdens totale utslipp"</w:t>
+      </w:r>
+      <w:r>
+        <w:rPr>
+          <w:rStyle w:val="NormalTok"/>
+        </w:rPr>
+        <w:t xml:space="preserve">)</w:t>
+      </w:r>
+      <w:r>
+        <w:br/>
+      </w:r>
+      <w:r>
+        <w:br/>
+      </w:r>
+      <w:r>
+        <w:rPr>
+          <w:rStyle w:val="NormalTok"/>
+        </w:rPr>
+        <w:t xml:space="preserve">global</w:t>
+      </w:r>
+    </w:p>
+    <w:p>
+      <w:pPr>
+        <w:pStyle w:val="FirstParagraph"/>
+      </w:pPr>
+      <w:r>
+        <w:drawing>
+          <wp:inline>
+            <wp:extent cx="4620126" cy="3696101"/>
+            <wp:effectExtent b="0" l="0" r="0" t="0"/>
+            <wp:docPr descr="" title="" id="27" name="Picture"/>
+            <a:graphic>
+              <a:graphicData uri="http://schemas.openxmlformats.org/drawingml/2006/picture">
+                <pic:pic>
+                  <pic:nvPicPr>
+                    <pic:cNvPr descr="co2_files/figure-docx/unnamed-chunk-4-1.png" id="28" name="Picture"/>
+                    <pic:cNvPicPr>
+                      <a:picLocks noChangeArrowheads="1" noChangeAspect="1"/>
+                    </pic:cNvPicPr>
+                  </pic:nvPicPr>
+                  <pic:blipFill>
+                    <a:blip r:embed="rId26"/>
+                    <a:stretch>
+                      <a:fillRect/>
+                    </a:stretch>
+                  </pic:blipFill>
+                  <pic:spPr bwMode="auto">
+                    <a:xfrm>
+                      <a:off x="0" y="0"/>
+                      <a:ext cx="4620126" cy="3696101"/>
+                    </a:xfrm>
+                    <a:prstGeom prst="rect">
+                      <a:avLst/>
+                    </a:prstGeom>
+                    <a:noFill/>
+                    <a:ln w="9525">
+                      <a:noFill/>
+                      <a:headEnd/>
+                      <a:tailEnd/>
+                    </a:ln>
+                  </pic:spPr>
+                </pic:pic>
+              </a:graphicData>
+            </a:graphic>
+          </wp:inline>
+        </w:drawing>
+      </w:r>
+    </w:p>
+    <w:p>
+      <w:pPr>
+        <w:pStyle w:val="SourceCode"/>
+      </w:pPr>
+      <w:r>
+        <w:rPr>
+          <w:rStyle w:val="FunctionTok"/>
+        </w:rPr>
+        <w:t xml:space="preserve">library</w:t>
+      </w:r>
+      <w:r>
+        <w:rPr>
+          <w:rStyle w:val="NormalTok"/>
+        </w:rPr>
+        <w:t xml:space="preserve">(countrycode)</w:t>
+      </w:r>
+    </w:p>
+    <w:p>
+      <w:pPr>
+        <w:pStyle w:val="SourceCode"/>
+      </w:pPr>
+      <w:r>
+        <w:rPr>
+          <w:rStyle w:val="VerbatimChar"/>
+        </w:rPr>
+        <w:t xml:space="preserve">Warning: package 'countrycode' was built under R version 4.5.3</w:t>
+      </w:r>
+    </w:p>
+    <w:p>
+      <w:pPr>
+        <w:pStyle w:val="SourceCode"/>
+      </w:pPr>
+      <w:r>
+        <w:rPr>
+          <w:rStyle w:val="FunctionTok"/>
+        </w:rPr>
+        <w:t xml:space="preserve">library</w:t>
+      </w:r>
+      <w:r>
+        <w:rPr>
+          <w:rStyle w:val="NormalTok"/>
+        </w:rPr>
+        <w:t xml:space="preserve">(sf)</w:t>
+      </w:r>
+    </w:p>
+    <w:p>
+      <w:pPr>
+        <w:pStyle w:val="SourceCode"/>
+      </w:pPr>
+      <w:r>
+        <w:rPr>
+          <w:rStyle w:val="VerbatimChar"/>
+        </w:rPr>
+        <w:t xml:space="preserve">Warning: package 'sf' was built under R version 4.5.3</w:t>
+      </w:r>
+    </w:p>
+    <w:p>
+      <w:pPr>
+        <w:pStyle w:val="SourceCode"/>
+      </w:pPr>
+      <w:r>
+        <w:rPr>
+          <w:rStyle w:val="VerbatimChar"/>
+        </w:rPr>
+        <w:t xml:space="preserve">Linking to GEOS 3.14.1, GDAL 3.12.1, PROJ 9.7.1; sf_use_s2() is TRUE</w:t>
+      </w:r>
+    </w:p>
+    <w:p>
+      <w:pPr>
+        <w:pStyle w:val="SourceCode"/>
+      </w:pPr>
+      <w:r>
+        <w:rPr>
+          <w:rStyle w:val="NormalTok"/>
+        </w:rPr>
+        <w:t xml:space="preserve">kontinent </w:t>
+      </w:r>
+      <w:r>
+        <w:rPr>
+          <w:rStyle w:val="OtherTok"/>
+        </w:rPr>
+        <w:t xml:space="preserve">&lt;-</w:t>
+      </w:r>
+      <w:r>
+        <w:rPr>
+          <w:rStyle w:val="NormalTok"/>
+        </w:rPr>
+        <w:t xml:space="preserve"> co2 </w:t>
+      </w:r>
+      <w:r>
+        <w:rPr>
+          <w:rStyle w:val="SpecialCharTok"/>
+        </w:rPr>
+        <w:t xml:space="preserve">|&gt;</w:t>
+      </w:r>
+      <w:r>
+        <w:br/>
+      </w:r>
+      <w:r>
+        <w:rPr>
+          <w:rStyle w:val="NormalTok"/>
+        </w:rPr>
+        <w:t xml:space="preserve">  </w:t>
+      </w:r>
+      <w:r>
+        <w:rPr>
+          <w:rStyle w:val="FunctionTok"/>
+        </w:rPr>
+        <w:t xml:space="preserve">mutate</w:t>
+      </w:r>
+      <w:r>
+        <w:rPr>
+          <w:rStyle w:val="NormalTok"/>
+        </w:rPr>
+        <w:t xml:space="preserve">(</w:t>
+      </w:r>
+      <w:r>
+        <w:rPr>
+          <w:rStyle w:val="AttributeTok"/>
+        </w:rPr>
+        <w:t xml:space="preserve">Kontinent =</w:t>
+      </w:r>
+      <w:r>
+        <w:rPr>
+          <w:rStyle w:val="NormalTok"/>
+        </w:rPr>
+        <w:t xml:space="preserve"> </w:t>
+      </w:r>
+      <w:r>
+        <w:rPr>
+          <w:rStyle w:val="FunctionTok"/>
+        </w:rPr>
+        <w:t xml:space="preserve">countrycode</w:t>
+      </w:r>
+      <w:r>
+        <w:rPr>
+          <w:rStyle w:val="NormalTok"/>
+        </w:rPr>
+        <w:t xml:space="preserve">(code, </w:t>
+      </w:r>
+      <w:r>
+        <w:br/>
+      </w:r>
+      <w:r>
+        <w:rPr>
+          <w:rStyle w:val="NormalTok"/>
+        </w:rPr>
+        <w:t xml:space="preserve">                                 </w:t>
+      </w:r>
+      <w:r>
+        <w:rPr>
+          <w:rStyle w:val="StringTok"/>
+        </w:rPr>
+        <w:t xml:space="preserve">"iso3c"</w:t>
+      </w:r>
+      <w:r>
+        <w:rPr>
+          <w:rStyle w:val="NormalTok"/>
+        </w:rPr>
+        <w:t xml:space="preserve">,</w:t>
+      </w:r>
+      <w:r>
+        <w:br/>
+      </w:r>
+      <w:r>
+        <w:rPr>
+          <w:rStyle w:val="NormalTok"/>
+        </w:rPr>
+        <w:t xml:space="preserve">                                 </w:t>
+      </w:r>
+      <w:r>
+        <w:rPr>
+          <w:rStyle w:val="StringTok"/>
+        </w:rPr>
+        <w:t xml:space="preserve">"continent"</w:t>
+      </w:r>
+      <w:r>
+        <w:rPr>
+          <w:rStyle w:val="NormalTok"/>
+        </w:rPr>
+        <w:t xml:space="preserve">))</w:t>
+      </w:r>
+      <w:r>
+        <w:rPr>
+          <w:rStyle w:val="SpecialCharTok"/>
+        </w:rPr>
+        <w:t xml:space="preserve">|&gt;</w:t>
+      </w:r>
+      <w:r>
+        <w:br/>
+      </w:r>
+      <w:r>
+        <w:rPr>
+          <w:rStyle w:val="NormalTok"/>
+        </w:rPr>
+        <w:t xml:space="preserve">  </w:t>
+      </w:r>
+      <w:r>
+        <w:rPr>
+          <w:rStyle w:val="FunctionTok"/>
+        </w:rPr>
+        <w:t xml:space="preserve">group_by</w:t>
+      </w:r>
+      <w:r>
+        <w:rPr>
+          <w:rStyle w:val="NormalTok"/>
+        </w:rPr>
+        <w:t xml:space="preserve">(Kontinent, year) </w:t>
+      </w:r>
+      <w:r>
+        <w:rPr>
+          <w:rStyle w:val="SpecialCharTok"/>
+        </w:rPr>
+        <w:t xml:space="preserve">|&gt;</w:t>
+      </w:r>
+      <w:r>
+        <w:br/>
+      </w:r>
+      <w:r>
+        <w:rPr>
+          <w:rStyle w:val="NormalTok"/>
+        </w:rPr>
+        <w:t xml:space="preserve">  </w:t>
+      </w:r>
+      <w:r>
+        <w:rPr>
+          <w:rStyle w:val="FunctionTok"/>
+        </w:rPr>
+        <w:t xml:space="preserve">summarise</w:t>
+      </w:r>
+      <w:r>
+        <w:rPr>
+          <w:rStyle w:val="NormalTok"/>
+        </w:rPr>
+        <w:t xml:space="preserve">(</w:t>
+      </w:r>
+      <w:r>
+        <w:rPr>
+          <w:rStyle w:val="AttributeTok"/>
+        </w:rPr>
+        <w:t xml:space="preserve">total =</w:t>
+      </w:r>
+      <w:r>
+        <w:rPr>
+          <w:rStyle w:val="NormalTok"/>
+        </w:rPr>
+        <w:t xml:space="preserve"> </w:t>
+      </w:r>
+      <w:r>
+        <w:rPr>
+          <w:rStyle w:val="FunctionTok"/>
+        </w:rPr>
+        <w:t xml:space="preserve">sum</w:t>
+      </w:r>
+      <w:r>
+        <w:rPr>
+          <w:rStyle w:val="NormalTok"/>
+        </w:rPr>
+        <w:t xml:space="preserve">(co2))</w:t>
+      </w:r>
+      <w:r>
+        <w:rPr>
+          <w:rStyle w:val="SpecialCharTok"/>
+        </w:rPr>
+        <w:t xml:space="preserve">|&gt;</w:t>
+      </w:r>
+      <w:r>
+        <w:br/>
+      </w:r>
+      <w:r>
+        <w:rPr>
+          <w:rStyle w:val="NormalTok"/>
+        </w:rPr>
+        <w:t xml:space="preserve">  </w:t>
+      </w:r>
+      <w:r>
+        <w:rPr>
+          <w:rStyle w:val="FunctionTok"/>
+        </w:rPr>
+        <w:t xml:space="preserve">ungroup</w:t>
+      </w:r>
+      <w:r>
+        <w:rPr>
+          <w:rStyle w:val="NormalTok"/>
+        </w:rPr>
+        <w:t xml:space="preserve">() </w:t>
+      </w:r>
+      <w:r>
+        <w:rPr>
+          <w:rStyle w:val="SpecialCharTok"/>
+        </w:rPr>
+        <w:t xml:space="preserve">|&gt;</w:t>
+      </w:r>
+      <w:r>
+        <w:br/>
+      </w:r>
+      <w:r>
+        <w:rPr>
+          <w:rStyle w:val="NormalTok"/>
+        </w:rPr>
+        <w:t xml:space="preserve">  </w:t>
+      </w:r>
+      <w:r>
+        <w:rPr>
+          <w:rStyle w:val="FunctionTok"/>
+        </w:rPr>
+        <w:t xml:space="preserve">ggplot</w:t>
+      </w:r>
+      <w:r>
+        <w:rPr>
+          <w:rStyle w:val="NormalTok"/>
+        </w:rPr>
+        <w:t xml:space="preserve">(</w:t>
+      </w:r>
+      <w:r>
+        <w:rPr>
+          <w:rStyle w:val="FunctionTok"/>
+        </w:rPr>
+        <w:t xml:space="preserve">aes</w:t>
+      </w:r>
+      <w:r>
+        <w:rPr>
+          <w:rStyle w:val="NormalTok"/>
+        </w:rPr>
+        <w:t xml:space="preserve">(</w:t>
+      </w:r>
+      <w:r>
+        <w:rPr>
+          <w:rStyle w:val="AttributeTok"/>
+        </w:rPr>
+        <w:t xml:space="preserve">x =</w:t>
+      </w:r>
+      <w:r>
+        <w:rPr>
+          <w:rStyle w:val="NormalTok"/>
+        </w:rPr>
+        <w:t xml:space="preserve"> year, </w:t>
+      </w:r>
+      <w:r>
+        <w:rPr>
+          <w:rStyle w:val="AttributeTok"/>
+        </w:rPr>
+        <w:t xml:space="preserve">y =</w:t>
+      </w:r>
+      <w:r>
+        <w:rPr>
+          <w:rStyle w:val="NormalTok"/>
+        </w:rPr>
+        <w:t xml:space="preserve"> total, </w:t>
+      </w:r>
+      <w:r>
+        <w:rPr>
+          <w:rStyle w:val="AttributeTok"/>
+        </w:rPr>
+        <w:t xml:space="preserve">stat =</w:t>
+      </w:r>
+      <w:r>
+        <w:rPr>
+          <w:rStyle w:val="NormalTok"/>
+        </w:rPr>
+        <w:t xml:space="preserve"> Kontinent, </w:t>
+      </w:r>
+      <w:r>
+        <w:rPr>
+          <w:rStyle w:val="AttributeTok"/>
+        </w:rPr>
+        <w:t xml:space="preserve">fill =</w:t>
+      </w:r>
+      <w:r>
+        <w:rPr>
+          <w:rStyle w:val="NormalTok"/>
+        </w:rPr>
+        <w:t xml:space="preserve"> Kontinent)) </w:t>
+      </w:r>
+      <w:r>
+        <w:rPr>
+          <w:rStyle w:val="SpecialCharTok"/>
+        </w:rPr>
+        <w:t xml:space="preserve">+</w:t>
+      </w:r>
+      <w:r>
+        <w:br/>
+      </w:r>
+      <w:r>
+        <w:rPr>
+          <w:rStyle w:val="NormalTok"/>
+        </w:rPr>
+        <w:t xml:space="preserve">  </w:t>
+      </w:r>
+      <w:r>
+        <w:rPr>
+          <w:rStyle w:val="FunctionTok"/>
+        </w:rPr>
+        <w:t xml:space="preserve">geom_area</w:t>
+      </w:r>
+      <w:r>
+        <w:rPr>
+          <w:rStyle w:val="NormalTok"/>
+        </w:rPr>
+        <w:t xml:space="preserve">() </w:t>
+      </w:r>
+      <w:r>
+        <w:rPr>
+          <w:rStyle w:val="SpecialCharTok"/>
+        </w:rPr>
+        <w:t xml:space="preserve">+</w:t>
+      </w:r>
+      <w:r>
+        <w:br/>
+      </w:r>
+      <w:r>
+        <w:rPr>
+          <w:rStyle w:val="NormalTok"/>
+        </w:rPr>
+        <w:t xml:space="preserve">  </w:t>
+      </w:r>
+      <w:r>
+        <w:rPr>
+          <w:rStyle w:val="FunctionTok"/>
+        </w:rPr>
+        <w:t xml:space="preserve">scale_y_continuous</w:t>
+      </w:r>
+      <w:r>
+        <w:rPr>
+          <w:rStyle w:val="NormalTok"/>
+        </w:rPr>
+        <w:t xml:space="preserve">(</w:t>
+      </w:r>
+      <w:r>
+        <w:rPr>
+          <w:rStyle w:val="AttributeTok"/>
+        </w:rPr>
+        <w:t xml:space="preserve">label =</w:t>
+      </w:r>
+      <w:r>
+        <w:rPr>
+          <w:rStyle w:val="NormalTok"/>
+        </w:rPr>
+        <w:t xml:space="preserve"> </w:t>
+      </w:r>
+      <w:r>
+        <w:rPr>
+          <w:rStyle w:val="FunctionTok"/>
+        </w:rPr>
+        <w:t xml:space="preserve">label_comma</w:t>
+      </w:r>
+      <w:r>
+        <w:rPr>
+          <w:rStyle w:val="NormalTok"/>
+        </w:rPr>
+        <w:t xml:space="preserve">(</w:t>
+      </w:r>
+      <w:r>
+        <w:rPr>
+          <w:rStyle w:val="AttributeTok"/>
+        </w:rPr>
+        <w:t xml:space="preserve">scale =</w:t>
+      </w:r>
+      <w:r>
+        <w:rPr>
+          <w:rStyle w:val="NormalTok"/>
+        </w:rPr>
+        <w:t xml:space="preserve"> </w:t>
+      </w:r>
+      <w:r>
+        <w:rPr>
+          <w:rStyle w:val="FloatTok"/>
+        </w:rPr>
+        <w:t xml:space="preserve">1e-9</w:t>
+      </w:r>
+      <w:r>
+        <w:rPr>
+          <w:rStyle w:val="NormalTok"/>
+        </w:rPr>
+        <w:t xml:space="preserve">))</w:t>
+      </w:r>
+      <w:r>
+        <w:rPr>
+          <w:rStyle w:val="SpecialCharTok"/>
+        </w:rPr>
+        <w:t xml:space="preserve">+</w:t>
+      </w:r>
+      <w:r>
+        <w:br/>
+      </w:r>
+      <w:r>
+        <w:rPr>
+          <w:rStyle w:val="NormalTok"/>
+        </w:rPr>
+        <w:t xml:space="preserve">  </w:t>
+      </w:r>
+      <w:r>
+        <w:rPr>
+          <w:rStyle w:val="FunctionTok"/>
+        </w:rPr>
+        <w:t xml:space="preserve">labs</w:t>
+      </w:r>
+      <w:r>
+        <w:rPr>
+          <w:rStyle w:val="NormalTok"/>
+        </w:rPr>
+        <w:t xml:space="preserve">(</w:t>
+      </w:r>
+      <w:r>
+        <w:rPr>
+          <w:rStyle w:val="AttributeTok"/>
+        </w:rPr>
+        <w:t xml:space="preserve">x=</w:t>
+      </w:r>
+      <w:r>
+        <w:rPr>
+          <w:rStyle w:val="NormalTok"/>
+        </w:rPr>
+        <w:t xml:space="preserve"> </w:t>
+      </w:r>
+      <w:r>
+        <w:rPr>
+          <w:rStyle w:val="StringTok"/>
+        </w:rPr>
+        <w:t xml:space="preserve">"Year"</w:t>
+      </w:r>
+      <w:r>
+        <w:rPr>
+          <w:rStyle w:val="NormalTok"/>
+        </w:rPr>
+        <w:t xml:space="preserve">, </w:t>
+      </w:r>
+      <w:r>
+        <w:rPr>
+          <w:rStyle w:val="AttributeTok"/>
+        </w:rPr>
+        <w:t xml:space="preserve">y =</w:t>
+      </w:r>
+      <w:r>
+        <w:rPr>
+          <w:rStyle w:val="NormalTok"/>
+        </w:rPr>
+        <w:t xml:space="preserve"> </w:t>
+      </w:r>
+      <w:r>
+        <w:rPr>
+          <w:rStyle w:val="StringTok"/>
+        </w:rPr>
+        <w:t xml:space="preserve">"Totale utslipp (milliarder tonn co2)"</w:t>
+      </w:r>
+      <w:r>
+        <w:rPr>
+          <w:rStyle w:val="NormalTok"/>
+        </w:rPr>
+        <w:t xml:space="preserve">, </w:t>
+      </w:r>
+      <w:r>
+        <w:rPr>
+          <w:rStyle w:val="AttributeTok"/>
+        </w:rPr>
+        <w:t xml:space="preserve">title =</w:t>
+      </w:r>
+      <w:r>
+        <w:rPr>
+          <w:rStyle w:val="NormalTok"/>
+        </w:rPr>
+        <w:t xml:space="preserve"> </w:t>
+      </w:r>
+      <w:r>
+        <w:rPr>
+          <w:rStyle w:val="StringTok"/>
+        </w:rPr>
+        <w:t xml:space="preserve">"Kummulerte utslipp fordelt på kontinenter"</w:t>
+      </w:r>
+      <w:r>
+        <w:rPr>
+          <w:rStyle w:val="NormalTok"/>
+        </w:rPr>
+        <w:t xml:space="preserve">)</w:t>
+      </w:r>
+    </w:p>
+    <w:p>
+      <w:pPr>
+        <w:pStyle w:val="SourceCode"/>
+      </w:pPr>
+      <w:r>
+        <w:rPr>
+          <w:rStyle w:val="VerbatimChar"/>
+        </w:rPr>
+        <w:t xml:space="preserve">`summarise()` has regrouped the output.</w:t>
+      </w:r>
+      <w:r>
+        <w:br/>
+      </w:r>
+      <w:r>
+        <w:rPr>
+          <w:rStyle w:val="VerbatimChar"/>
+        </w:rPr>
+        <w:t xml:space="preserve">ℹ Summaries were computed grouped by Kontinent and year.</w:t>
+      </w:r>
+      <w:r>
+        <w:br/>
+      </w:r>
+      <w:r>
+        <w:rPr>
+          <w:rStyle w:val="VerbatimChar"/>
+        </w:rPr>
+        <w:t xml:space="preserve">ℹ Output is grouped by Kontinent.</w:t>
+      </w:r>
+      <w:r>
+        <w:br/>
+      </w:r>
+      <w:r>
+        <w:rPr>
+          <w:rStyle w:val="VerbatimChar"/>
+        </w:rPr>
+        <w:t xml:space="preserve">ℹ Use `summarise(.groups = "drop_last")` to silence this message.</w:t>
+      </w:r>
+      <w:r>
+        <w:br/>
+      </w:r>
+      <w:r>
+        <w:rPr>
+          <w:rStyle w:val="VerbatimChar"/>
+        </w:rPr>
+        <w:t xml:space="preserve">ℹ Use `summarise(.by = c(Kontinent, year))` for per-operation grouping</w:t>
+      </w:r>
+      <w:r>
+        <w:br/>
+      </w:r>
+      <w:r>
+        <w:rPr>
+          <w:rStyle w:val="VerbatimChar"/>
+        </w:rPr>
+        <w:t xml:space="preserve">  (`?dplyr::dplyr_by`) instead.</w:t>
+      </w:r>
+    </w:p>
+    <w:p>
+      <w:pPr>
+        <w:pStyle w:val="SourceCode"/>
+      </w:pPr>
+      <w:r>
+        <w:rPr>
+          <w:rStyle w:val="NormalTok"/>
+        </w:rPr>
+        <w:t xml:space="preserve">kontinent</w:t>
+      </w:r>
+    </w:p>
+    <w:p>
+      <w:pPr>
+        <w:pStyle w:val="FirstParagraph"/>
+      </w:pPr>
+      <w:r>
+        <w:drawing>
+          <wp:inline>
+            <wp:extent cx="4620126" cy="3696101"/>
+            <wp:effectExtent b="0" l="0" r="0" t="0"/>
+            <wp:docPr descr="" title="" id="30" name="Picture"/>
+            <a:graphic>
+              <a:graphicData uri="http://schemas.openxmlformats.org/drawingml/2006/picture">
+                <pic:pic>
+                  <pic:nvPicPr>
+                    <pic:cNvPr descr="co2_files/figure-docx/unnamed-chunk-5-1.png" id="31" name="Picture"/>
+                    <pic:cNvPicPr>
+                      <a:picLocks noChangeArrowheads="1" noChangeAspect="1"/>
+                    </pic:cNvPicPr>
+                  </pic:nvPicPr>
+                  <pic:blipFill>
+                    <a:blip r:embed="rId29"/>
+                    <a:stretch>
+                      <a:fillRect/>
+                    </a:stretch>
+                  </pic:blipFill>
+                  <pic:spPr bwMode="auto">
+                    <a:xfrm>
+                      <a:off x="0" y="0"/>
+                      <a:ext cx="4620126" cy="3696101"/>
+                    </a:xfrm>
+                    <a:prstGeom prst="rect">
+                      <a:avLst/>
+                    </a:prstGeom>
+                    <a:noFill/>
+                    <a:ln w="9525">
+                      <a:noFill/>
+                      <a:headEnd/>
+                      <a:tailEnd/>
+                    </a:ln>
+                  </pic:spPr>
+                </pic:pic>
+              </a:graphicData>
+            </a:graphic>
+          </wp:inline>
+        </w:drawing>
+      </w:r>
+    </w:p>
+    <w:bookmarkEnd w:id="32"/>
     <w:sectPr>
       <w:footnotePr>
         <w:numRestart w:val="eachSect"/>

--- a/Seminarer/Seminar_4/co2.docx
+++ b/Seminarer/Seminar_4/co2.docx
@@ -7,7 +7,39 @@
         <w:pStyle w:val="Title"/>
       </w:pPr>
       <w:r>
-        <w:t xml:space="preserve">co2</w:t>
+        <w:t xml:space="preserve">Drøfting av co2-utslipp</w:t>
+      </w:r>
+    </w:p>
+    <w:p>
+      <w:pPr>
+        <w:pStyle w:val="Author"/>
+      </w:pPr>
+      <w:r>
+        <w:t xml:space="preserve">Ragnhild Thielemann</w:t>
+      </w:r>
+    </w:p>
+    <w:p>
+      <w:pPr>
+        <w:pStyle w:val="Date"/>
+      </w:pPr>
+      <w:r>
+        <w:t xml:space="preserve">28 september 2026</w:t>
+      </w:r>
+    </w:p>
+    <w:p>
+      <w:pPr>
+        <w:pStyle w:val="AbstractTitle"/>
+      </w:pPr>
+      <w:r>
+        <w:t xml:space="preserve">Sammendrag</w:t>
+      </w:r>
+    </w:p>
+    <w:p>
+      <w:pPr>
+        <w:pStyle w:val="Abstract"/>
+      </w:pPr>
+      <w:r>
+        <w:t xml:space="preserve">I dette paperet undersøker vi co2-utslipp fra 1750 og frem til i dag. Vi ønsker å undersøke hvordan utslippene har utviklet seg i ulike land, for å forstå konflikten rundt tap- og skadefondet fra klimatoppmøtene. Jeg har tatt med R-koden, slik at beregningene er enkle å følge.</w:t>
       </w:r>
     </w:p>
     <w:p>
@@ -17,14 +49,20 @@
       <w:r>
         <w:t xml:space="preserve">Det første vi gjør, er å imporere de bibliotekene vi trenger for å løse oppgaven, samt gjøre datasettet vårt enkelt å håndtere for vidre jobbing.</w:t>
       </w:r>
+      <w:r>
+        <w:t xml:space="preserve"> </w:t>
+      </w:r>
+      <w:r>
+        <w:t xml:space="preserve">## Imporering av data</w:t>
+      </w:r>
     </w:p>
-    <w:bookmarkStart w:id="32" w:name="usa-og-kinas-kummulative-utslipp"/>
+    <w:bookmarkStart w:id="26" w:name="usa-og-kinas-kummulative-utslipp"/>
     <w:p>
       <w:pPr>
-        <w:pStyle w:val="Heading3"/>
+        <w:pStyle w:val="Heading2"/>
       </w:pPr>
       <w:r>
-        <w:t xml:space="preserve">USA og Kinas kummulative utslipp</w:t>
+        <w:t xml:space="preserve">1 USA og Kinas kummulative utslipp</w:t>
       </w:r>
     </w:p>
     <w:p>
@@ -88,7 +126,7 @@
         <w:rPr>
           <w:rStyle w:val="SpecialCharTok"/>
         </w:rPr>
-        <w:t xml:space="preserve">==</w:t>
+        <w:t xml:space="preserve">%in%</w:t>
       </w:r>
       <w:r>
         <w:rPr>
@@ -401,6 +439,30 @@
           <w:rStyle w:val="StringTok"/>
         </w:rPr>
         <w:t xml:space="preserve">"Land"</w:t>
+      </w:r>
+      <w:r>
+        <w:rPr>
+          <w:rStyle w:val="NormalTok"/>
+        </w:rPr>
+        <w:t xml:space="preserve">, </w:t>
+      </w:r>
+      <w:r>
+        <w:rPr>
+          <w:rStyle w:val="AttributeTok"/>
+        </w:rPr>
+        <w:t xml:space="preserve">title =</w:t>
+      </w:r>
+      <w:r>
+        <w:rPr>
+          <w:rStyle w:val="NormalTok"/>
+        </w:rPr>
+        <w:t xml:space="preserve"> </w:t>
+      </w:r>
+      <w:r>
+        <w:rPr>
+          <w:rStyle w:val="StringTok"/>
+        </w:rPr>
+        <w:t xml:space="preserve">"Kummulative utslipp"</w:t>
       </w:r>
       <w:r>
         <w:rPr>
@@ -473,7 +535,7 @@
         <w:pStyle w:val="BodyText"/>
       </w:pPr>
       <w:r>
-        <w:t xml:space="preserve">I debatten om klimakutt blir Kina dog anklaget for å ha hatt en enorm vekst i klimagassutslipp. Derfor lager vi et plott som viser økningen i klimagassutslippp.</w:t>
+        <w:t xml:space="preserve">I debatten om klimakutt blir Kina dog anklaget for å ha hatt en enorm vekst i klimagassutslipp. Derfor lager vi et plott som viser endringen i klimagassutslippp i henholdsvis USA og Kina.</w:t>
       </w:r>
     </w:p>
     <w:p>
@@ -631,13 +693,19 @@
         <w:rPr>
           <w:rStyle w:val="NormalTok"/>
         </w:rPr>
-        <w:t xml:space="preserve">(code </w:t>
-      </w:r>
-      <w:r>
-        <w:rPr>
-          <w:rStyle w:val="SpecialCharTok"/>
-        </w:rPr>
-        <w:t xml:space="preserve">==</w:t>
+        <w:t xml:space="preserve">(code  </w:t>
+      </w:r>
+      <w:r>
+        <w:rPr>
+          <w:rStyle w:val="SpecialCharTok"/>
+        </w:rPr>
+        <w:t xml:space="preserve">%in%</w:t>
+      </w:r>
+      <w:r>
+        <w:rPr>
+          <w:rStyle w:val="NormalTok"/>
+        </w:rPr>
+        <w:t xml:space="preserve"> </w:t>
       </w:r>
       <w:r>
         <w:rPr>
@@ -763,13 +831,109 @@
         <w:rPr>
           <w:rStyle w:val="NormalTok"/>
         </w:rPr>
+        <w:t xml:space="preserve">( </w:t>
+      </w:r>
+      <w:r>
+        <w:rPr>
+          <w:rStyle w:val="FunctionTok"/>
+        </w:rPr>
+        <w:t xml:space="preserve">aes</w:t>
+      </w:r>
+      <w:r>
+        <w:rPr>
+          <w:rStyle w:val="NormalTok"/>
+        </w:rPr>
         <w:t xml:space="preserve">(</w:t>
       </w:r>
       <w:r>
         <w:rPr>
-          <w:rStyle w:val="FunctionTok"/>
-        </w:rPr>
-        <w:t xml:space="preserve">aes</w:t>
+          <w:rStyle w:val="AttributeTok"/>
+        </w:rPr>
+        <w:t xml:space="preserve">x =</w:t>
+      </w:r>
+      <w:r>
+        <w:rPr>
+          <w:rStyle w:val="NormalTok"/>
+        </w:rPr>
+        <w:t xml:space="preserve"> year, </w:t>
+      </w:r>
+      <w:r>
+        <w:rPr>
+          <w:rStyle w:val="AttributeTok"/>
+        </w:rPr>
+        <w:t xml:space="preserve">y =</w:t>
+      </w:r>
+      <w:r>
+        <w:rPr>
+          <w:rStyle w:val="NormalTok"/>
+        </w:rPr>
+        <w:t xml:space="preserve"> increase, </w:t>
+      </w:r>
+      <w:r>
+        <w:rPr>
+          <w:rStyle w:val="AttributeTok"/>
+        </w:rPr>
+        <w:t xml:space="preserve">color =</w:t>
+      </w:r>
+      <w:r>
+        <w:rPr>
+          <w:rStyle w:val="NormalTok"/>
+        </w:rPr>
+        <w:t xml:space="preserve"> entity)) </w:t>
+      </w:r>
+      <w:r>
+        <w:rPr>
+          <w:rStyle w:val="SpecialCharTok"/>
+        </w:rPr>
+        <w:t xml:space="preserve">+</w:t>
+      </w:r>
+      <w:r>
+        <w:rPr>
+          <w:rStyle w:val="NormalTok"/>
+        </w:rPr>
+        <w:t xml:space="preserve"> </w:t>
+      </w:r>
+      <w:r>
+        <w:br/>
+      </w:r>
+      <w:r>
+        <w:rPr>
+          <w:rStyle w:val="NormalTok"/>
+        </w:rPr>
+        <w:t xml:space="preserve">  </w:t>
+      </w:r>
+      <w:r>
+        <w:rPr>
+          <w:rStyle w:val="FunctionTok"/>
+        </w:rPr>
+        <w:t xml:space="preserve">geom_line</w:t>
+      </w:r>
+      <w:r>
+        <w:rPr>
+          <w:rStyle w:val="NormalTok"/>
+        </w:rPr>
+        <w:t xml:space="preserve">() </w:t>
+      </w:r>
+      <w:r>
+        <w:rPr>
+          <w:rStyle w:val="SpecialCharTok"/>
+        </w:rPr>
+        <w:t xml:space="preserve">+</w:t>
+      </w:r>
+      <w:r>
+        <w:br/>
+      </w:r>
+      <w:r>
+        <w:rPr>
+          <w:rStyle w:val="NormalTok"/>
+        </w:rPr>
+        <w:t xml:space="preserve">  </w:t>
+      </w:r>
+      <w:r>
+        <w:rPr>
+          <w:rStyle w:val="FunctionTok"/>
+        </w:rPr>
+        <w:t xml:space="preserve">scale_y_continuous</w:t>
       </w:r>
       <w:r>
         <w:rPr>
@@ -781,196 +945,100 @@
         <w:rPr>
           <w:rStyle w:val="AttributeTok"/>
         </w:rPr>
+        <w:t xml:space="preserve">labels =</w:t>
+      </w:r>
+      <w:r>
+        <w:rPr>
+          <w:rStyle w:val="NormalTok"/>
+        </w:rPr>
+        <w:t xml:space="preserve"> </w:t>
+      </w:r>
+      <w:r>
+        <w:rPr>
+          <w:rStyle w:val="FunctionTok"/>
+        </w:rPr>
+        <w:t xml:space="preserve">label_comma</w:t>
+      </w:r>
+      <w:r>
+        <w:rPr>
+          <w:rStyle w:val="NormalTok"/>
+        </w:rPr>
+        <w:t xml:space="preserve"> (</w:t>
+      </w:r>
+      <w:r>
+        <w:rPr>
+          <w:rStyle w:val="AttributeTok"/>
+        </w:rPr>
+        <w:t xml:space="preserve">scale =</w:t>
+      </w:r>
+      <w:r>
+        <w:rPr>
+          <w:rStyle w:val="NormalTok"/>
+        </w:rPr>
+        <w:t xml:space="preserve"> </w:t>
+      </w:r>
+      <w:r>
+        <w:rPr>
+          <w:rStyle w:val="FloatTok"/>
+        </w:rPr>
+        <w:t xml:space="preserve">1e-9</w:t>
+      </w:r>
+      <w:r>
+        <w:rPr>
+          <w:rStyle w:val="NormalTok"/>
+        </w:rPr>
+        <w:t xml:space="preserve">)) </w:t>
+      </w:r>
+      <w:r>
+        <w:rPr>
+          <w:rStyle w:val="SpecialCharTok"/>
+        </w:rPr>
+        <w:t xml:space="preserve">+</w:t>
+      </w:r>
+      <w:r>
+        <w:rPr>
+          <w:rStyle w:val="NormalTok"/>
+        </w:rPr>
+        <w:t xml:space="preserve"> </w:t>
+      </w:r>
+      <w:r>
+        <w:br/>
+      </w:r>
+      <w:r>
+        <w:rPr>
+          <w:rStyle w:val="NormalTok"/>
+        </w:rPr>
+        <w:t xml:space="preserve">  </w:t>
+      </w:r>
+      <w:r>
+        <w:rPr>
+          <w:rStyle w:val="FunctionTok"/>
+        </w:rPr>
+        <w:t xml:space="preserve">labs</w:t>
+      </w:r>
+      <w:r>
+        <w:rPr>
+          <w:rStyle w:val="NormalTok"/>
+        </w:rPr>
+        <w:t xml:space="preserve">(</w:t>
+      </w:r>
+      <w:r>
+        <w:rPr>
+          <w:rStyle w:val="AttributeTok"/>
+        </w:rPr>
         <w:t xml:space="preserve">x =</w:t>
       </w:r>
       <w:r>
         <w:rPr>
           <w:rStyle w:val="NormalTok"/>
         </w:rPr>
-        <w:t xml:space="preserve"> year, </w:t>
-      </w:r>
-      <w:r>
-        <w:rPr>
-          <w:rStyle w:val="AttributeTok"/>
-        </w:rPr>
-        <w:t xml:space="preserve">y =</w:t>
-      </w:r>
-      <w:r>
-        <w:rPr>
-          <w:rStyle w:val="NormalTok"/>
-        </w:rPr>
-        <w:t xml:space="preserve"> increase, </w:t>
-      </w:r>
-      <w:r>
-        <w:rPr>
-          <w:rStyle w:val="AttributeTok"/>
-        </w:rPr>
-        <w:t xml:space="preserve">color =</w:t>
-      </w:r>
-      <w:r>
-        <w:rPr>
-          <w:rStyle w:val="NormalTok"/>
-        </w:rPr>
-        <w:t xml:space="preserve"> entity)) </w:t>
-      </w:r>
-      <w:r>
-        <w:rPr>
-          <w:rStyle w:val="SpecialCharTok"/>
-        </w:rPr>
-        <w:t xml:space="preserve">+</w:t>
-      </w:r>
-      <w:r>
-        <w:rPr>
-          <w:rStyle w:val="NormalTok"/>
-        </w:rPr>
-        <w:t xml:space="preserve"> </w:t>
-      </w:r>
-      <w:r>
-        <w:br/>
-      </w:r>
-      <w:r>
-        <w:rPr>
-          <w:rStyle w:val="NormalTok"/>
-        </w:rPr>
-        <w:t xml:space="preserve">  </w:t>
-      </w:r>
-      <w:r>
-        <w:rPr>
-          <w:rStyle w:val="FunctionTok"/>
-        </w:rPr>
-        <w:t xml:space="preserve">geom_line</w:t>
-      </w:r>
-      <w:r>
-        <w:rPr>
-          <w:rStyle w:val="NormalTok"/>
-        </w:rPr>
-        <w:t xml:space="preserve">() </w:t>
-      </w:r>
-      <w:r>
-        <w:rPr>
-          <w:rStyle w:val="SpecialCharTok"/>
-        </w:rPr>
-        <w:t xml:space="preserve">+</w:t>
-      </w:r>
-      <w:r>
-        <w:br/>
-      </w:r>
-      <w:r>
-        <w:rPr>
-          <w:rStyle w:val="NormalTok"/>
-        </w:rPr>
-        <w:t xml:space="preserve">  </w:t>
-      </w:r>
-      <w:r>
-        <w:rPr>
-          <w:rStyle w:val="FunctionTok"/>
-        </w:rPr>
-        <w:t xml:space="preserve">scale_y_continuous</w:t>
-      </w:r>
-      <w:r>
-        <w:rPr>
-          <w:rStyle w:val="NormalTok"/>
-        </w:rPr>
-        <w:t xml:space="preserve">(</w:t>
-      </w:r>
-      <w:r>
-        <w:rPr>
-          <w:rStyle w:val="AttributeTok"/>
-        </w:rPr>
-        <w:t xml:space="preserve">labels =</w:t>
-      </w:r>
-      <w:r>
-        <w:rPr>
-          <w:rStyle w:val="NormalTok"/>
-        </w:rPr>
-        <w:t xml:space="preserve"> </w:t>
-      </w:r>
-      <w:r>
-        <w:rPr>
-          <w:rStyle w:val="FunctionTok"/>
-        </w:rPr>
-        <w:t xml:space="preserve">label_comma</w:t>
-      </w:r>
-      <w:r>
-        <w:rPr>
-          <w:rStyle w:val="NormalTok"/>
-        </w:rPr>
-        <w:t xml:space="preserve"> (</w:t>
-      </w:r>
-      <w:r>
-        <w:rPr>
-          <w:rStyle w:val="AttributeTok"/>
-        </w:rPr>
-        <w:t xml:space="preserve">scale =</w:t>
-      </w:r>
-      <w:r>
-        <w:rPr>
-          <w:rStyle w:val="NormalTok"/>
-        </w:rPr>
-        <w:t xml:space="preserve"> </w:t>
-      </w:r>
-      <w:r>
-        <w:rPr>
-          <w:rStyle w:val="FloatTok"/>
-        </w:rPr>
-        <w:t xml:space="preserve">1e-9</w:t>
-      </w:r>
-      <w:r>
-        <w:rPr>
-          <w:rStyle w:val="NormalTok"/>
-        </w:rPr>
-        <w:t xml:space="preserve">)) </w:t>
-      </w:r>
-      <w:r>
-        <w:rPr>
-          <w:rStyle w:val="SpecialCharTok"/>
-        </w:rPr>
-        <w:t xml:space="preserve">+</w:t>
-      </w:r>
-      <w:r>
-        <w:rPr>
-          <w:rStyle w:val="NormalTok"/>
-        </w:rPr>
-        <w:t xml:space="preserve"> </w:t>
-      </w:r>
-      <w:r>
-        <w:br/>
-      </w:r>
-      <w:r>
-        <w:rPr>
-          <w:rStyle w:val="NormalTok"/>
-        </w:rPr>
-        <w:t xml:space="preserve">  </w:t>
-      </w:r>
-      <w:r>
-        <w:rPr>
-          <w:rStyle w:val="FunctionTok"/>
-        </w:rPr>
-        <w:t xml:space="preserve">labs</w:t>
-      </w:r>
-      <w:r>
-        <w:rPr>
-          <w:rStyle w:val="NormalTok"/>
-        </w:rPr>
-        <w:t xml:space="preserve">(</w:t>
-      </w:r>
-      <w:r>
-        <w:rPr>
-          <w:rStyle w:val="AttributeTok"/>
-        </w:rPr>
-        <w:t xml:space="preserve">x =</w:t>
-      </w:r>
-      <w:r>
-        <w:rPr>
-          <w:rStyle w:val="NormalTok"/>
-        </w:rPr>
         <w:t xml:space="preserve"> </w:t>
       </w:r>
       <w:r>
         <w:rPr>
           <w:rStyle w:val="StringTok"/>
         </w:rPr>
-        <w:t xml:space="preserve">"Year"</w:t>
+        <w:t xml:space="preserve">"year"</w:t>
       </w:r>
       <w:r>
         <w:rPr>
@@ -1139,6 +1207,48 @@
     </w:p>
     <w:p>
       <w:pPr>
+        <w:pStyle w:val="BodyText"/>
+      </w:pPr>
+      <w:r>
+        <w:t xml:space="preserve">Vi ser at når vi regner økning i utslipp, så har Kina ligget over USA siden år 2000. På klimatoppmøtene er dette et tilbakevendene problem - vesten står for de store kummulative utslippene, men har gått gjennom en industriallisering. Mange fattigere land har ikke bygd opp infrastruktur, og denne oppbyggingen vil kreve en utslippsøkning. Økningen i utslippene i utviklingsland brukes som argument fra de vestlige landene til å holde igjen på kravene for utslippskutt.</w:t>
+      </w:r>
+    </w:p>
+    <w:p>
+      <w:pPr>
+        <w:pStyle w:val="BodyText"/>
+      </w:pPr>
+      <w:r>
+        <w:t xml:space="preserve">På klimatoppmøtene er betaling for historiske utslipp et tilbakevendene tema. Fattigere land blir rammet hardest av klimaendringene, grunnet dårlig infrastruktur for å håndtere ekstremvær, samt beliggenhet som gjør dem mer utsatt. På klimatoppmøtet i 2025 var</w:t>
+      </w:r>
+      <w:r>
+        <w:t xml:space="preserve"> </w:t>
+      </w:r>
+      <w:r>
+        <w:rPr>
+          <w:i/>
+          <w:iCs/>
+        </w:rPr>
+        <w:t xml:space="preserve">tap- og skadefondet</w:t>
+      </w:r>
+      <w:r>
+        <w:t xml:space="preserve"> </w:t>
+      </w:r>
+      <w:r>
+        <w:t xml:space="preserve">en verkebyll, der utviklingslandenes ønske om et skadefond på 1300 milliarder ble forhandlet ned til 300 milliarder.</w:t>
+      </w:r>
+    </w:p>
+    <w:bookmarkEnd w:id="26"/>
+    <w:bookmarkStart w:id="30" w:name="andel-av-verdens-årlige-utslipp"/>
+    <w:p>
+      <w:pPr>
+        <w:pStyle w:val="Heading2"/>
+      </w:pPr>
+      <w:r>
+        <w:t xml:space="preserve">2 Andel av verdens årlige utslipp</w:t>
+      </w:r>
+    </w:p>
+    <w:p>
+      <w:pPr>
         <w:pStyle w:val="SourceCode"/>
       </w:pPr>
       <w:r>
@@ -2267,7 +2377,7 @@
         <w:rPr>
           <w:rStyle w:val="StringTok"/>
         </w:rPr>
-        <w:t xml:space="preserve">"Andel av  verdens totale utslipp"</w:t>
+        <w:t xml:space="preserve">"Arlige utslipp fordelt på kontinenter"</w:t>
       </w:r>
       <w:r>
         <w:rPr>
@@ -2297,18 +2407,18 @@
           <wp:inline>
             <wp:extent cx="4620126" cy="3696101"/>
             <wp:effectExtent b="0" l="0" r="0" t="0"/>
-            <wp:docPr descr="" title="" id="27" name="Picture"/>
+            <wp:docPr descr="" title="" id="28" name="Picture"/>
             <a:graphic>
               <a:graphicData uri="http://schemas.openxmlformats.org/drawingml/2006/picture">
                 <pic:pic>
                   <pic:nvPicPr>
-                    <pic:cNvPr descr="co2_files/figure-docx/unnamed-chunk-4-1.png" id="28" name="Picture"/>
+                    <pic:cNvPr descr="co2_files/figure-docx/unnamed-chunk-4-1.png" id="29" name="Picture"/>
                     <pic:cNvPicPr>
                       <a:picLocks noChangeArrowheads="1" noChangeAspect="1"/>
                     </pic:cNvPicPr>
                   </pic:nvPicPr>
                   <pic:blipFill>
-                    <a:blip r:embed="rId26"/>
+                    <a:blip r:embed="rId27"/>
                     <a:stretch>
                       <a:fillRect/>
                     </a:stretch>
@@ -2337,19 +2447,20 @@
     </w:p>
     <w:p>
       <w:pPr>
-        <w:pStyle w:val="SourceCode"/>
+        <w:pStyle w:val="BodyText"/>
       </w:pPr>
       <w:r>
-        <w:rPr>
-          <w:rStyle w:val="FunctionTok"/>
-        </w:rPr>
-        <w:t xml:space="preserve">library</w:t>
-      </w:r>
-      <w:r>
-        <w:rPr>
-          <w:rStyle w:val="NormalTok"/>
-        </w:rPr>
-        <w:t xml:space="preserve">(countrycode)</w:t>
+        <w:t xml:space="preserve">Vi ser nå på andelen de to landene har av verdens årlige utslipp. Av plottet ser vi at USA ligger over Kina, som vil si at USAs andel av utslippene holder seg større enn Kinas ande.</w:t>
+      </w:r>
+    </w:p>
+    <w:bookmarkEnd w:id="30"/>
+    <w:bookmarkStart w:id="34" w:name="X34722e56fa90846838625745a46fe33ebb79bb8"/>
+    <w:p>
+      <w:pPr>
+        <w:pStyle w:val="Heading2"/>
+      </w:pPr>
+      <w:r>
+        <w:t xml:space="preserve">3 Fordeling av utslippene mellom kontinenter</w:t>
       </w:r>
     </w:p>
     <w:p>
@@ -2358,56 +2469,6 @@
       </w:pPr>
       <w:r>
         <w:rPr>
-          <w:rStyle w:val="VerbatimChar"/>
-        </w:rPr>
-        <w:t xml:space="preserve">Warning: package 'countrycode' was built under R version 4.5.3</w:t>
-      </w:r>
-    </w:p>
-    <w:p>
-      <w:pPr>
-        <w:pStyle w:val="SourceCode"/>
-      </w:pPr>
-      <w:r>
-        <w:rPr>
-          <w:rStyle w:val="FunctionTok"/>
-        </w:rPr>
-        <w:t xml:space="preserve">library</w:t>
-      </w:r>
-      <w:r>
-        <w:rPr>
-          <w:rStyle w:val="NormalTok"/>
-        </w:rPr>
-        <w:t xml:space="preserve">(sf)</w:t>
-      </w:r>
-    </w:p>
-    <w:p>
-      <w:pPr>
-        <w:pStyle w:val="SourceCode"/>
-      </w:pPr>
-      <w:r>
-        <w:rPr>
-          <w:rStyle w:val="VerbatimChar"/>
-        </w:rPr>
-        <w:t xml:space="preserve">Warning: package 'sf' was built under R version 4.5.3</w:t>
-      </w:r>
-    </w:p>
-    <w:p>
-      <w:pPr>
-        <w:pStyle w:val="SourceCode"/>
-      </w:pPr>
-      <w:r>
-        <w:rPr>
-          <w:rStyle w:val="VerbatimChar"/>
-        </w:rPr>
-        <w:t xml:space="preserve">Linking to GEOS 3.14.1, GDAL 3.12.1, PROJ 9.7.1; sf_use_s2() is TRUE</w:t>
-      </w:r>
-    </w:p>
-    <w:p>
-      <w:pPr>
-        <w:pStyle w:val="SourceCode"/>
-      </w:pPr>
-      <w:r>
-        <w:rPr>
           <w:rStyle w:val="NormalTok"/>
         </w:rPr>
         <w:t xml:space="preserve">kontinent </w:t>
@@ -2443,6 +2504,51 @@
         <w:rPr>
           <w:rStyle w:val="FunctionTok"/>
         </w:rPr>
+        <w:t xml:space="preserve">filter</w:t>
+      </w:r>
+      <w:r>
+        <w:rPr>
+          <w:rStyle w:val="NormalTok"/>
+        </w:rPr>
+        <w:t xml:space="preserve">(year</w:t>
+      </w:r>
+      <w:r>
+        <w:rPr>
+          <w:rStyle w:val="SpecialCharTok"/>
+        </w:rPr>
+        <w:t xml:space="preserve">&gt;</w:t>
+      </w:r>
+      <w:r>
+        <w:rPr>
+          <w:rStyle w:val="DecValTok"/>
+        </w:rPr>
+        <w:t xml:space="preserve">1850</w:t>
+      </w:r>
+      <w:r>
+        <w:rPr>
+          <w:rStyle w:val="NormalTok"/>
+        </w:rPr>
+        <w:t xml:space="preserve">)</w:t>
+      </w:r>
+      <w:r>
+        <w:rPr>
+          <w:rStyle w:val="SpecialCharTok"/>
+        </w:rPr>
+        <w:t xml:space="preserve">|&gt;</w:t>
+      </w:r>
+      <w:r>
+        <w:br/>
+      </w:r>
+      <w:r>
+        <w:rPr>
+          <w:rStyle w:val="NormalTok"/>
+        </w:rPr>
+        <w:t xml:space="preserve">  </w:t>
+      </w:r>
+      <w:r>
+        <w:rPr>
+          <w:rStyle w:val="FunctionTok"/>
+        </w:rPr>
         <w:t xml:space="preserve">mutate</w:t>
       </w:r>
       <w:r>
@@ -2455,7 +2561,7 @@
         <w:rPr>
           <w:rStyle w:val="AttributeTok"/>
         </w:rPr>
-        <w:t xml:space="preserve">Kontinent =</w:t>
+        <w:t xml:space="preserve">kontinent =</w:t>
       </w:r>
       <w:r>
         <w:rPr>
@@ -2542,7 +2648,7 @@
         <w:rPr>
           <w:rStyle w:val="NormalTok"/>
         </w:rPr>
-        <w:t xml:space="preserve">(Kontinent, year) </w:t>
+        <w:t xml:space="preserve">(kontinent, year) </w:t>
       </w:r>
       <w:r>
         <w:rPr>
@@ -2695,7 +2801,7 @@
         <w:rPr>
           <w:rStyle w:val="NormalTok"/>
         </w:rPr>
-        <w:t xml:space="preserve"> Kontinent, </w:t>
+        <w:t xml:space="preserve"> kontinent, </w:t>
       </w:r>
       <w:r>
         <w:rPr>
@@ -2707,7 +2813,7 @@
         <w:rPr>
           <w:rStyle w:val="NormalTok"/>
         </w:rPr>
-        <w:t xml:space="preserve"> Kontinent)) </w:t>
+        <w:t xml:space="preserve"> kontinent)) </w:t>
       </w:r>
       <w:r>
         <w:rPr>
@@ -2902,7 +3008,7 @@
         <w:rPr>
           <w:rStyle w:val="StringTok"/>
         </w:rPr>
-        <w:t xml:space="preserve">"Kummulerte utslipp fordelt på kontinenter"</w:t>
+        <w:t xml:space="preserve">"Kummulerte utslipp fordelt pa kontinenter"</w:t>
       </w:r>
       <w:r>
         <w:rPr>
@@ -2910,67 +3016,12 @@
         </w:rPr>
         <w:t xml:space="preserve">)</w:t>
       </w:r>
-    </w:p>
-    <w:p>
-      <w:pPr>
-        <w:pStyle w:val="SourceCode"/>
-      </w:pPr>
-      <w:r>
-        <w:rPr>
-          <w:rStyle w:val="VerbatimChar"/>
-        </w:rPr>
-        <w:t xml:space="preserve">`summarise()` has regrouped the output.</w:t>
-      </w:r>
-      <w:r>
-        <w:br/>
-      </w:r>
-      <w:r>
-        <w:rPr>
-          <w:rStyle w:val="VerbatimChar"/>
-        </w:rPr>
-        <w:t xml:space="preserve">ℹ Summaries were computed grouped by Kontinent and year.</w:t>
-      </w:r>
-      <w:r>
-        <w:br/>
-      </w:r>
-      <w:r>
-        <w:rPr>
-          <w:rStyle w:val="VerbatimChar"/>
-        </w:rPr>
-        <w:t xml:space="preserve">ℹ Output is grouped by Kontinent.</w:t>
-      </w:r>
-      <w:r>
-        <w:br/>
-      </w:r>
-      <w:r>
-        <w:rPr>
-          <w:rStyle w:val="VerbatimChar"/>
-        </w:rPr>
-        <w:t xml:space="preserve">ℹ Use `summarise(.groups = "drop_last")` to silence this message.</w:t>
-      </w:r>
-      <w:r>
-        <w:br/>
-      </w:r>
-      <w:r>
-        <w:rPr>
-          <w:rStyle w:val="VerbatimChar"/>
-        </w:rPr>
-        <w:t xml:space="preserve">ℹ Use `summarise(.by = c(Kontinent, year))` for per-operation grouping</w:t>
-      </w:r>
-      <w:r>
-        <w:br/>
-      </w:r>
-      <w:r>
-        <w:rPr>
-          <w:rStyle w:val="VerbatimChar"/>
-        </w:rPr>
-        <w:t xml:space="preserve">  (`?dplyr::dplyr_by`) instead.</w:t>
-      </w:r>
-    </w:p>
-    <w:p>
-      <w:pPr>
-        <w:pStyle w:val="SourceCode"/>
-      </w:pPr>
+      <w:r>
+        <w:br/>
+      </w:r>
+      <w:r>
+        <w:br/>
+      </w:r>
       <w:r>
         <w:rPr>
           <w:rStyle w:val="NormalTok"/>
@@ -2987,18 +3038,18 @@
           <wp:inline>
             <wp:extent cx="4620126" cy="3696101"/>
             <wp:effectExtent b="0" l="0" r="0" t="0"/>
-            <wp:docPr descr="" title="" id="30" name="Picture"/>
+            <wp:docPr descr="" title="" id="32" name="Picture"/>
             <a:graphic>
               <a:graphicData uri="http://schemas.openxmlformats.org/drawingml/2006/picture">
                 <pic:pic>
                   <pic:nvPicPr>
-                    <pic:cNvPr descr="co2_files/figure-docx/unnamed-chunk-5-1.png" id="31" name="Picture"/>
+                    <pic:cNvPr descr="co2_files/figure-docx/unnamed-chunk-5-1.png" id="33" name="Picture"/>
                     <pic:cNvPicPr>
                       <a:picLocks noChangeArrowheads="1" noChangeAspect="1"/>
                     </pic:cNvPicPr>
                   </pic:nvPicPr>
                   <pic:blipFill>
-                    <a:blip r:embed="rId29"/>
+                    <a:blip r:embed="rId31"/>
                     <a:stretch>
                       <a:fillRect/>
                     </a:stretch>
@@ -3025,7 +3076,1534 @@
         </w:drawing>
       </w:r>
     </w:p>
-    <w:bookmarkEnd w:id="32"/>
+    <w:p>
+      <w:pPr>
+        <w:pStyle w:val="BodyText"/>
+      </w:pPr>
+      <w:r>
+        <w:t xml:space="preserve">Når vi ser de årlige utslippene, fordelt på kontinenter, ser vi at Europa og Amerika står for kjøttvekta av de årlige utslippene, selv etter den asiatiske tigern.</w:t>
+      </w:r>
+    </w:p>
+    <w:bookmarkEnd w:id="34"/>
+    <w:bookmarkStart w:id="41" w:name="kart-som-beskriver-utslippene"/>
+    <w:p>
+      <w:pPr>
+        <w:pStyle w:val="Heading2"/>
+      </w:pPr>
+      <w:r>
+        <w:t xml:space="preserve">4 Kart som beskriver utslippene</w:t>
+      </w:r>
+    </w:p>
+    <w:p>
+      <w:pPr>
+        <w:pStyle w:val="SourceCode"/>
+      </w:pPr>
+      <w:r>
+        <w:rPr>
+          <w:rStyle w:val="FunctionTok"/>
+        </w:rPr>
+        <w:t xml:space="preserve">library</w:t>
+      </w:r>
+      <w:r>
+        <w:rPr>
+          <w:rStyle w:val="NormalTok"/>
+        </w:rPr>
+        <w:t xml:space="preserve">(rnaturalearth)</w:t>
+      </w:r>
+      <w:r>
+        <w:br/>
+      </w:r>
+      <w:r>
+        <w:br/>
+      </w:r>
+      <w:r>
+        <w:rPr>
+          <w:rStyle w:val="NormalTok"/>
+        </w:rPr>
+        <w:t xml:space="preserve">world </w:t>
+      </w:r>
+      <w:r>
+        <w:rPr>
+          <w:rStyle w:val="OtherTok"/>
+        </w:rPr>
+        <w:t xml:space="preserve">&lt;-</w:t>
+      </w:r>
+      <w:r>
+        <w:rPr>
+          <w:rStyle w:val="NormalTok"/>
+        </w:rPr>
+        <w:t xml:space="preserve"> rnaturalearth</w:t>
+      </w:r>
+      <w:r>
+        <w:rPr>
+          <w:rStyle w:val="SpecialCharTok"/>
+        </w:rPr>
+        <w:t xml:space="preserve">::</w:t>
+      </w:r>
+      <w:r>
+        <w:rPr>
+          <w:rStyle w:val="FunctionTok"/>
+        </w:rPr>
+        <w:t xml:space="preserve">ne_countries</w:t>
+      </w:r>
+      <w:r>
+        <w:rPr>
+          <w:rStyle w:val="NormalTok"/>
+        </w:rPr>
+        <w:t xml:space="preserve">(</w:t>
+      </w:r>
+      <w:r>
+        <w:rPr>
+          <w:rStyle w:val="AttributeTok"/>
+        </w:rPr>
+        <w:t xml:space="preserve">scale =</w:t>
+      </w:r>
+      <w:r>
+        <w:rPr>
+          <w:rStyle w:val="NormalTok"/>
+        </w:rPr>
+        <w:t xml:space="preserve"> </w:t>
+      </w:r>
+      <w:r>
+        <w:rPr>
+          <w:rStyle w:val="StringTok"/>
+        </w:rPr>
+        <w:t xml:space="preserve">"medium"</w:t>
+      </w:r>
+      <w:r>
+        <w:rPr>
+          <w:rStyle w:val="NormalTok"/>
+        </w:rPr>
+        <w:t xml:space="preserve">, </w:t>
+      </w:r>
+      <w:r>
+        <w:rPr>
+          <w:rStyle w:val="AttributeTok"/>
+        </w:rPr>
+        <w:t xml:space="preserve">returnclass =</w:t>
+      </w:r>
+      <w:r>
+        <w:rPr>
+          <w:rStyle w:val="NormalTok"/>
+        </w:rPr>
+        <w:t xml:space="preserve"> </w:t>
+      </w:r>
+      <w:r>
+        <w:rPr>
+          <w:rStyle w:val="StringTok"/>
+        </w:rPr>
+        <w:t xml:space="preserve">"sf"</w:t>
+      </w:r>
+      <w:r>
+        <w:rPr>
+          <w:rStyle w:val="NormalTok"/>
+        </w:rPr>
+        <w:t xml:space="preserve">) </w:t>
+      </w:r>
+      <w:r>
+        <w:rPr>
+          <w:rStyle w:val="SpecialCharTok"/>
+        </w:rPr>
+        <w:t xml:space="preserve">|&gt;</w:t>
+      </w:r>
+      <w:r>
+        <w:br/>
+      </w:r>
+      <w:r>
+        <w:rPr>
+          <w:rStyle w:val="NormalTok"/>
+        </w:rPr>
+        <w:t xml:space="preserve">  janitor</w:t>
+      </w:r>
+      <w:r>
+        <w:rPr>
+          <w:rStyle w:val="SpecialCharTok"/>
+        </w:rPr>
+        <w:t xml:space="preserve">::</w:t>
+      </w:r>
+      <w:r>
+        <w:rPr>
+          <w:rStyle w:val="FunctionTok"/>
+        </w:rPr>
+        <w:t xml:space="preserve">clean_names</w:t>
+      </w:r>
+      <w:r>
+        <w:rPr>
+          <w:rStyle w:val="NormalTok"/>
+        </w:rPr>
+        <w:t xml:space="preserve">() </w:t>
+      </w:r>
+      <w:r>
+        <w:rPr>
+          <w:rStyle w:val="SpecialCharTok"/>
+        </w:rPr>
+        <w:t xml:space="preserve">|&gt;</w:t>
+      </w:r>
+      <w:r>
+        <w:rPr>
+          <w:rStyle w:val="NormalTok"/>
+        </w:rPr>
+        <w:t xml:space="preserve"> </w:t>
+      </w:r>
+      <w:r>
+        <w:rPr>
+          <w:rStyle w:val="CommentTok"/>
+        </w:rPr>
+        <w:t xml:space="preserve">#fjerner store bokstaver, samt fjerner mellomrom</w:t>
+      </w:r>
+      <w:r>
+        <w:br/>
+      </w:r>
+      <w:r>
+        <w:rPr>
+          <w:rStyle w:val="NormalTok"/>
+        </w:rPr>
+        <w:t xml:space="preserve">  </w:t>
+      </w:r>
+      <w:r>
+        <w:rPr>
+          <w:rStyle w:val="FunctionTok"/>
+        </w:rPr>
+        <w:t xml:space="preserve">filter</w:t>
+      </w:r>
+      <w:r>
+        <w:rPr>
+          <w:rStyle w:val="NormalTok"/>
+        </w:rPr>
+        <w:t xml:space="preserve">(admin </w:t>
+      </w:r>
+      <w:r>
+        <w:rPr>
+          <w:rStyle w:val="SpecialCharTok"/>
+        </w:rPr>
+        <w:t xml:space="preserve">!=</w:t>
+      </w:r>
+      <w:r>
+        <w:rPr>
+          <w:rStyle w:val="NormalTok"/>
+        </w:rPr>
+        <w:t xml:space="preserve"> </w:t>
+      </w:r>
+      <w:r>
+        <w:rPr>
+          <w:rStyle w:val="StringTok"/>
+        </w:rPr>
+        <w:t xml:space="preserve">"Antarctica"</w:t>
+      </w:r>
+      <w:r>
+        <w:rPr>
+          <w:rStyle w:val="NormalTok"/>
+        </w:rPr>
+        <w:t xml:space="preserve">) </w:t>
+      </w:r>
+      <w:r>
+        <w:br/>
+      </w:r>
+      <w:r>
+        <w:br/>
+      </w:r>
+      <w:r>
+        <w:rPr>
+          <w:rStyle w:val="NormalTok"/>
+        </w:rPr>
+        <w:t xml:space="preserve">world_code </w:t>
+      </w:r>
+      <w:r>
+        <w:rPr>
+          <w:rStyle w:val="OtherTok"/>
+        </w:rPr>
+        <w:t xml:space="preserve">&lt;-</w:t>
+      </w:r>
+      <w:r>
+        <w:rPr>
+          <w:rStyle w:val="NormalTok"/>
+        </w:rPr>
+        <w:t xml:space="preserve"> world </w:t>
+      </w:r>
+      <w:r>
+        <w:rPr>
+          <w:rStyle w:val="SpecialCharTok"/>
+        </w:rPr>
+        <w:t xml:space="preserve">|&gt;</w:t>
+      </w:r>
+      <w:r>
+        <w:br/>
+      </w:r>
+      <w:r>
+        <w:rPr>
+          <w:rStyle w:val="NormalTok"/>
+        </w:rPr>
+        <w:t xml:space="preserve">  </w:t>
+      </w:r>
+      <w:r>
+        <w:rPr>
+          <w:rStyle w:val="FunctionTok"/>
+        </w:rPr>
+        <w:t xml:space="preserve">select</w:t>
+      </w:r>
+      <w:r>
+        <w:rPr>
+          <w:rStyle w:val="NormalTok"/>
+        </w:rPr>
+        <w:t xml:space="preserve">(iso_a3)</w:t>
+      </w:r>
+    </w:p>
+    <w:p>
+      <w:pPr>
+        <w:pStyle w:val="SourceCode"/>
+      </w:pPr>
+      <w:r>
+        <w:rPr>
+          <w:rStyle w:val="NormalTok"/>
+        </w:rPr>
+        <w:t xml:space="preserve">co2_total </w:t>
+      </w:r>
+      <w:r>
+        <w:rPr>
+          <w:rStyle w:val="OtherTok"/>
+        </w:rPr>
+        <w:t xml:space="preserve">&lt;-</w:t>
+      </w:r>
+      <w:r>
+        <w:rPr>
+          <w:rStyle w:val="NormalTok"/>
+        </w:rPr>
+        <w:t xml:space="preserve"> co2 </w:t>
+      </w:r>
+      <w:r>
+        <w:rPr>
+          <w:rStyle w:val="SpecialCharTok"/>
+        </w:rPr>
+        <w:t xml:space="preserve">|&gt;</w:t>
+      </w:r>
+      <w:r>
+        <w:br/>
+      </w:r>
+      <w:r>
+        <w:rPr>
+          <w:rStyle w:val="NormalTok"/>
+        </w:rPr>
+        <w:t xml:space="preserve">  </w:t>
+      </w:r>
+      <w:r>
+        <w:rPr>
+          <w:rStyle w:val="FunctionTok"/>
+        </w:rPr>
+        <w:t xml:space="preserve">summarise</w:t>
+      </w:r>
+      <w:r>
+        <w:rPr>
+          <w:rStyle w:val="NormalTok"/>
+        </w:rPr>
+        <w:t xml:space="preserve">(</w:t>
+      </w:r>
+      <w:r>
+        <w:rPr>
+          <w:rStyle w:val="AttributeTok"/>
+        </w:rPr>
+        <w:t xml:space="preserve">total_co2 =</w:t>
+      </w:r>
+      <w:r>
+        <w:rPr>
+          <w:rStyle w:val="NormalTok"/>
+        </w:rPr>
+        <w:t xml:space="preserve"> </w:t>
+      </w:r>
+      <w:r>
+        <w:rPr>
+          <w:rStyle w:val="FunctionTok"/>
+        </w:rPr>
+        <w:t xml:space="preserve">sum</w:t>
+      </w:r>
+      <w:r>
+        <w:rPr>
+          <w:rStyle w:val="NormalTok"/>
+        </w:rPr>
+        <w:t xml:space="preserve">(co2,</w:t>
+      </w:r>
+      <w:r>
+        <w:rPr>
+          <w:rStyle w:val="AttributeTok"/>
+        </w:rPr>
+        <w:t xml:space="preserve">na.rm =</w:t>
+      </w:r>
+      <w:r>
+        <w:rPr>
+          <w:rStyle w:val="NormalTok"/>
+        </w:rPr>
+        <w:t xml:space="preserve"> </w:t>
+      </w:r>
+      <w:r>
+        <w:rPr>
+          <w:rStyle w:val="ConstantTok"/>
+        </w:rPr>
+        <w:t xml:space="preserve">TRUE</w:t>
+      </w:r>
+      <w:r>
+        <w:rPr>
+          <w:rStyle w:val="NormalTok"/>
+        </w:rPr>
+        <w:t xml:space="preserve">), </w:t>
+      </w:r>
+      <w:r>
+        <w:rPr>
+          <w:rStyle w:val="AttributeTok"/>
+        </w:rPr>
+        <w:t xml:space="preserve">.by =</w:t>
+      </w:r>
+      <w:r>
+        <w:rPr>
+          <w:rStyle w:val="NormalTok"/>
+        </w:rPr>
+        <w:t xml:space="preserve"> code)</w:t>
+      </w:r>
+      <w:r>
+        <w:br/>
+      </w:r>
+      <w:r>
+        <w:br/>
+      </w:r>
+      <w:r>
+        <w:rPr>
+          <w:rStyle w:val="NormalTok"/>
+        </w:rPr>
+        <w:t xml:space="preserve">verdenskart </w:t>
+      </w:r>
+      <w:r>
+        <w:rPr>
+          <w:rStyle w:val="OtherTok"/>
+        </w:rPr>
+        <w:t xml:space="preserve">&lt;-</w:t>
+      </w:r>
+      <w:r>
+        <w:rPr>
+          <w:rStyle w:val="NormalTok"/>
+        </w:rPr>
+        <w:t xml:space="preserve"> world_code </w:t>
+      </w:r>
+      <w:r>
+        <w:rPr>
+          <w:rStyle w:val="SpecialCharTok"/>
+        </w:rPr>
+        <w:t xml:space="preserve">|&gt;</w:t>
+      </w:r>
+      <w:r>
+        <w:br/>
+      </w:r>
+      <w:r>
+        <w:rPr>
+          <w:rStyle w:val="NormalTok"/>
+        </w:rPr>
+        <w:t xml:space="preserve">  </w:t>
+      </w:r>
+      <w:r>
+        <w:rPr>
+          <w:rStyle w:val="FunctionTok"/>
+        </w:rPr>
+        <w:t xml:space="preserve">left_join</w:t>
+      </w:r>
+      <w:r>
+        <w:rPr>
+          <w:rStyle w:val="NormalTok"/>
+        </w:rPr>
+        <w:t xml:space="preserve">(co2_total, </w:t>
+      </w:r>
+      <w:r>
+        <w:rPr>
+          <w:rStyle w:val="AttributeTok"/>
+        </w:rPr>
+        <w:t xml:space="preserve">by =</w:t>
+      </w:r>
+      <w:r>
+        <w:rPr>
+          <w:rStyle w:val="NormalTok"/>
+        </w:rPr>
+        <w:t xml:space="preserve"> </w:t>
+      </w:r>
+      <w:r>
+        <w:rPr>
+          <w:rStyle w:val="FunctionTok"/>
+        </w:rPr>
+        <w:t xml:space="preserve">join_by</w:t>
+      </w:r>
+      <w:r>
+        <w:rPr>
+          <w:rStyle w:val="NormalTok"/>
+        </w:rPr>
+        <w:t xml:space="preserve">( iso_a3 </w:t>
+      </w:r>
+      <w:r>
+        <w:rPr>
+          <w:rStyle w:val="SpecialCharTok"/>
+        </w:rPr>
+        <w:t xml:space="preserve">==</w:t>
+      </w:r>
+      <w:r>
+        <w:rPr>
+          <w:rStyle w:val="NormalTok"/>
+        </w:rPr>
+        <w:t xml:space="preserve"> code))</w:t>
+      </w:r>
+      <w:r>
+        <w:rPr>
+          <w:rStyle w:val="SpecialCharTok"/>
+        </w:rPr>
+        <w:t xml:space="preserve">|&gt;</w:t>
+      </w:r>
+      <w:r>
+        <w:br/>
+      </w:r>
+      <w:r>
+        <w:rPr>
+          <w:rStyle w:val="NormalTok"/>
+        </w:rPr>
+        <w:t xml:space="preserve">  </w:t>
+      </w:r>
+      <w:r>
+        <w:rPr>
+          <w:rStyle w:val="FunctionTok"/>
+        </w:rPr>
+        <w:t xml:space="preserve">drop_na</w:t>
+      </w:r>
+      <w:r>
+        <w:rPr>
+          <w:rStyle w:val="NormalTok"/>
+        </w:rPr>
+        <w:t xml:space="preserve">()</w:t>
+      </w:r>
+      <w:r>
+        <w:rPr>
+          <w:rStyle w:val="SpecialCharTok"/>
+        </w:rPr>
+        <w:t xml:space="preserve">|&gt;</w:t>
+      </w:r>
+      <w:r>
+        <w:br/>
+      </w:r>
+      <w:r>
+        <w:rPr>
+          <w:rStyle w:val="NormalTok"/>
+        </w:rPr>
+        <w:t xml:space="preserve">  </w:t>
+      </w:r>
+      <w:r>
+        <w:rPr>
+          <w:rStyle w:val="FunctionTok"/>
+        </w:rPr>
+        <w:t xml:space="preserve">ggplot</w:t>
+      </w:r>
+      <w:r>
+        <w:rPr>
+          <w:rStyle w:val="NormalTok"/>
+        </w:rPr>
+        <w:t xml:space="preserve">() </w:t>
+      </w:r>
+      <w:r>
+        <w:rPr>
+          <w:rStyle w:val="SpecialCharTok"/>
+        </w:rPr>
+        <w:t xml:space="preserve">+</w:t>
+      </w:r>
+      <w:r>
+        <w:br/>
+      </w:r>
+      <w:r>
+        <w:rPr>
+          <w:rStyle w:val="NormalTok"/>
+        </w:rPr>
+        <w:t xml:space="preserve">  </w:t>
+      </w:r>
+      <w:r>
+        <w:rPr>
+          <w:rStyle w:val="FunctionTok"/>
+        </w:rPr>
+        <w:t xml:space="preserve">geom_sf</w:t>
+      </w:r>
+      <w:r>
+        <w:rPr>
+          <w:rStyle w:val="NormalTok"/>
+        </w:rPr>
+        <w:t xml:space="preserve">(</w:t>
+      </w:r>
+      <w:r>
+        <w:rPr>
+          <w:rStyle w:val="FunctionTok"/>
+        </w:rPr>
+        <w:t xml:space="preserve">aes</w:t>
+      </w:r>
+      <w:r>
+        <w:rPr>
+          <w:rStyle w:val="NormalTok"/>
+        </w:rPr>
+        <w:t xml:space="preserve">(</w:t>
+      </w:r>
+      <w:r>
+        <w:rPr>
+          <w:rStyle w:val="AttributeTok"/>
+        </w:rPr>
+        <w:t xml:space="preserve">fill =</w:t>
+      </w:r>
+      <w:r>
+        <w:rPr>
+          <w:rStyle w:val="NormalTok"/>
+        </w:rPr>
+        <w:t xml:space="preserve"> total_co2)) </w:t>
+      </w:r>
+      <w:r>
+        <w:rPr>
+          <w:rStyle w:val="SpecialCharTok"/>
+        </w:rPr>
+        <w:t xml:space="preserve">+</w:t>
+      </w:r>
+      <w:r>
+        <w:br/>
+      </w:r>
+      <w:r>
+        <w:rPr>
+          <w:rStyle w:val="NormalTok"/>
+        </w:rPr>
+        <w:t xml:space="preserve">  </w:t>
+      </w:r>
+      <w:r>
+        <w:rPr>
+          <w:rStyle w:val="FunctionTok"/>
+        </w:rPr>
+        <w:t xml:space="preserve">scale_fill_continuous</w:t>
+      </w:r>
+      <w:r>
+        <w:rPr>
+          <w:rStyle w:val="NormalTok"/>
+        </w:rPr>
+        <w:t xml:space="preserve">(</w:t>
+      </w:r>
+      <w:r>
+        <w:rPr>
+          <w:rStyle w:val="AttributeTok"/>
+        </w:rPr>
+        <w:t xml:space="preserve">label =</w:t>
+      </w:r>
+      <w:r>
+        <w:rPr>
+          <w:rStyle w:val="NormalTok"/>
+        </w:rPr>
+        <w:t xml:space="preserve"> </w:t>
+      </w:r>
+      <w:r>
+        <w:rPr>
+          <w:rStyle w:val="FunctionTok"/>
+        </w:rPr>
+        <w:t xml:space="preserve">label_comma</w:t>
+      </w:r>
+      <w:r>
+        <w:rPr>
+          <w:rStyle w:val="NormalTok"/>
+        </w:rPr>
+        <w:t xml:space="preserve">(</w:t>
+      </w:r>
+      <w:r>
+        <w:rPr>
+          <w:rStyle w:val="AttributeTok"/>
+        </w:rPr>
+        <w:t xml:space="preserve">scale =</w:t>
+      </w:r>
+      <w:r>
+        <w:rPr>
+          <w:rStyle w:val="NormalTok"/>
+        </w:rPr>
+        <w:t xml:space="preserve"> </w:t>
+      </w:r>
+      <w:r>
+        <w:rPr>
+          <w:rStyle w:val="FloatTok"/>
+        </w:rPr>
+        <w:t xml:space="preserve">1e-9</w:t>
+      </w:r>
+      <w:r>
+        <w:rPr>
+          <w:rStyle w:val="NormalTok"/>
+        </w:rPr>
+        <w:t xml:space="preserve">)) </w:t>
+      </w:r>
+      <w:r>
+        <w:rPr>
+          <w:rStyle w:val="SpecialCharTok"/>
+        </w:rPr>
+        <w:t xml:space="preserve">+</w:t>
+      </w:r>
+      <w:r>
+        <w:rPr>
+          <w:rStyle w:val="NormalTok"/>
+        </w:rPr>
+        <w:t xml:space="preserve"> </w:t>
+      </w:r>
+      <w:r>
+        <w:br/>
+      </w:r>
+      <w:r>
+        <w:rPr>
+          <w:rStyle w:val="NormalTok"/>
+        </w:rPr>
+        <w:t xml:space="preserve">  </w:t>
+      </w:r>
+      <w:r>
+        <w:rPr>
+          <w:rStyle w:val="FunctionTok"/>
+        </w:rPr>
+        <w:t xml:space="preserve">labs</w:t>
+      </w:r>
+      <w:r>
+        <w:rPr>
+          <w:rStyle w:val="NormalTok"/>
+        </w:rPr>
+        <w:t xml:space="preserve">(</w:t>
+      </w:r>
+      <w:r>
+        <w:rPr>
+          <w:rStyle w:val="AttributeTok"/>
+        </w:rPr>
+        <w:t xml:space="preserve">title =</w:t>
+      </w:r>
+      <w:r>
+        <w:rPr>
+          <w:rStyle w:val="NormalTok"/>
+        </w:rPr>
+        <w:t xml:space="preserve"> </w:t>
+      </w:r>
+      <w:r>
+        <w:rPr>
+          <w:rStyle w:val="StringTok"/>
+        </w:rPr>
+        <w:t xml:space="preserve">"Totale utslipp i milliarder tonn CO2"</w:t>
+      </w:r>
+      <w:r>
+        <w:rPr>
+          <w:rStyle w:val="NormalTok"/>
+        </w:rPr>
+        <w:t xml:space="preserve">, </w:t>
+      </w:r>
+      <w:r>
+        <w:rPr>
+          <w:rStyle w:val="AttributeTok"/>
+        </w:rPr>
+        <w:t xml:space="preserve">fill =</w:t>
+      </w:r>
+      <w:r>
+        <w:rPr>
+          <w:rStyle w:val="NormalTok"/>
+        </w:rPr>
+        <w:t xml:space="preserve"> </w:t>
+      </w:r>
+      <w:r>
+        <w:rPr>
+          <w:rStyle w:val="StringTok"/>
+        </w:rPr>
+        <w:t xml:space="preserve">"Totale utslipp"</w:t>
+      </w:r>
+      <w:r>
+        <w:rPr>
+          <w:rStyle w:val="NormalTok"/>
+        </w:rPr>
+        <w:t xml:space="preserve">)</w:t>
+      </w:r>
+      <w:r>
+        <w:br/>
+      </w:r>
+      <w:r>
+        <w:rPr>
+          <w:rStyle w:val="NormalTok"/>
+        </w:rPr>
+        <w:t xml:space="preserve"> </w:t>
+      </w:r>
+      <w:r>
+        <w:br/>
+      </w:r>
+      <w:r>
+        <w:br/>
+      </w:r>
+      <w:r>
+        <w:br/>
+      </w:r>
+      <w:r>
+        <w:rPr>
+          <w:rStyle w:val="NormalTok"/>
+        </w:rPr>
+        <w:t xml:space="preserve">(verdenskart)</w:t>
+      </w:r>
+    </w:p>
+    <w:p>
+      <w:pPr>
+        <w:pStyle w:val="FirstParagraph"/>
+      </w:pPr>
+      <w:r>
+        <w:drawing>
+          <wp:inline>
+            <wp:extent cx="4620126" cy="3696101"/>
+            <wp:effectExtent b="0" l="0" r="0" t="0"/>
+            <wp:docPr descr="" title="" id="36" name="Picture"/>
+            <a:graphic>
+              <a:graphicData uri="http://schemas.openxmlformats.org/drawingml/2006/picture">
+                <pic:pic>
+                  <pic:nvPicPr>
+                    <pic:cNvPr descr="co2_files/figure-docx/unnamed-chunk-7-1.png" id="37" name="Picture"/>
+                    <pic:cNvPicPr>
+                      <a:picLocks noChangeArrowheads="1" noChangeAspect="1"/>
+                    </pic:cNvPicPr>
+                  </pic:nvPicPr>
+                  <pic:blipFill>
+                    <a:blip r:embed="rId35"/>
+                    <a:stretch>
+                      <a:fillRect/>
+                    </a:stretch>
+                  </pic:blipFill>
+                  <pic:spPr bwMode="auto">
+                    <a:xfrm>
+                      <a:off x="0" y="0"/>
+                      <a:ext cx="4620126" cy="3696101"/>
+                    </a:xfrm>
+                    <a:prstGeom prst="rect">
+                      <a:avLst/>
+                    </a:prstGeom>
+                    <a:noFill/>
+                    <a:ln w="9525">
+                      <a:noFill/>
+                      <a:headEnd/>
+                      <a:tailEnd/>
+                    </a:ln>
+                  </pic:spPr>
+                </pic:pic>
+              </a:graphicData>
+            </a:graphic>
+          </wp:inline>
+        </w:drawing>
+      </w:r>
+    </w:p>
+    <w:p>
+      <w:pPr>
+        <w:pStyle w:val="BodyText"/>
+      </w:pPr>
+      <w:r>
+        <w:t xml:space="preserve">Det er også intresant å se på utslippene i 2020, basert på antall inbyggere, altså utslipp per capita. Dette gjøres ved å finne utslippene i 2020, og dele på antall inbyggere i landet ved det gitte tidspunktet.</w:t>
+      </w:r>
+    </w:p>
+    <w:p>
+      <w:pPr>
+        <w:pStyle w:val="SourceCode"/>
+      </w:pPr>
+      <w:r>
+        <w:rPr>
+          <w:rStyle w:val="FunctionTok"/>
+        </w:rPr>
+        <w:t xml:space="preserve">library</w:t>
+      </w:r>
+      <w:r>
+        <w:rPr>
+          <w:rStyle w:val="NormalTok"/>
+        </w:rPr>
+        <w:t xml:space="preserve">(rnaturalearth)</w:t>
+      </w:r>
+      <w:r>
+        <w:br/>
+      </w:r>
+      <w:r>
+        <w:rPr>
+          <w:rStyle w:val="FunctionTok"/>
+        </w:rPr>
+        <w:t xml:space="preserve">View</w:t>
+      </w:r>
+      <w:r>
+        <w:rPr>
+          <w:rStyle w:val="NormalTok"/>
+        </w:rPr>
+        <w:t xml:space="preserve">(co2)</w:t>
+      </w:r>
+      <w:r>
+        <w:br/>
+      </w:r>
+      <w:r>
+        <w:rPr>
+          <w:rStyle w:val="NormalTok"/>
+        </w:rPr>
+        <w:t xml:space="preserve">co2_2020 </w:t>
+      </w:r>
+      <w:r>
+        <w:rPr>
+          <w:rStyle w:val="OtherTok"/>
+        </w:rPr>
+        <w:t xml:space="preserve">&lt;-</w:t>
+      </w:r>
+      <w:r>
+        <w:rPr>
+          <w:rStyle w:val="NormalTok"/>
+        </w:rPr>
+        <w:t xml:space="preserve"> co2 </w:t>
+      </w:r>
+      <w:r>
+        <w:rPr>
+          <w:rStyle w:val="SpecialCharTok"/>
+        </w:rPr>
+        <w:t xml:space="preserve">|&gt;</w:t>
+      </w:r>
+      <w:r>
+        <w:br/>
+      </w:r>
+      <w:r>
+        <w:rPr>
+          <w:rStyle w:val="NormalTok"/>
+        </w:rPr>
+        <w:t xml:space="preserve">  </w:t>
+      </w:r>
+      <w:r>
+        <w:rPr>
+          <w:rStyle w:val="FunctionTok"/>
+        </w:rPr>
+        <w:t xml:space="preserve">filter</w:t>
+      </w:r>
+      <w:r>
+        <w:rPr>
+          <w:rStyle w:val="NormalTok"/>
+        </w:rPr>
+        <w:t xml:space="preserve">(year </w:t>
+      </w:r>
+      <w:r>
+        <w:rPr>
+          <w:rStyle w:val="SpecialCharTok"/>
+        </w:rPr>
+        <w:t xml:space="preserve">%in%</w:t>
+      </w:r>
+      <w:r>
+        <w:rPr>
+          <w:rStyle w:val="NormalTok"/>
+        </w:rPr>
+        <w:t xml:space="preserve"> </w:t>
+      </w:r>
+      <w:r>
+        <w:rPr>
+          <w:rStyle w:val="DecValTok"/>
+        </w:rPr>
+        <w:t xml:space="preserve">2015</w:t>
+      </w:r>
+      <w:r>
+        <w:rPr>
+          <w:rStyle w:val="NormalTok"/>
+        </w:rPr>
+        <w:t xml:space="preserve">)</w:t>
+      </w:r>
+      <w:r>
+        <w:rPr>
+          <w:rStyle w:val="SpecialCharTok"/>
+        </w:rPr>
+        <w:t xml:space="preserve">|&gt;</w:t>
+      </w:r>
+      <w:r>
+        <w:br/>
+      </w:r>
+      <w:r>
+        <w:rPr>
+          <w:rStyle w:val="NormalTok"/>
+        </w:rPr>
+        <w:t xml:space="preserve">  </w:t>
+      </w:r>
+      <w:r>
+        <w:rPr>
+          <w:rStyle w:val="FunctionTok"/>
+        </w:rPr>
+        <w:t xml:space="preserve">mutate</w:t>
+      </w:r>
+      <w:r>
+        <w:rPr>
+          <w:rStyle w:val="NormalTok"/>
+        </w:rPr>
+        <w:t xml:space="preserve">(</w:t>
+      </w:r>
+      <w:r>
+        <w:rPr>
+          <w:rStyle w:val="AttributeTok"/>
+        </w:rPr>
+        <w:t xml:space="preserve">kontinent =</w:t>
+      </w:r>
+      <w:r>
+        <w:rPr>
+          <w:rStyle w:val="NormalTok"/>
+        </w:rPr>
+        <w:t xml:space="preserve"> </w:t>
+      </w:r>
+      <w:r>
+        <w:rPr>
+          <w:rStyle w:val="FunctionTok"/>
+        </w:rPr>
+        <w:t xml:space="preserve">countrycode</w:t>
+      </w:r>
+      <w:r>
+        <w:rPr>
+          <w:rStyle w:val="NormalTok"/>
+        </w:rPr>
+        <w:t xml:space="preserve">(code,</w:t>
+      </w:r>
+      <w:r>
+        <w:br/>
+      </w:r>
+      <w:r>
+        <w:rPr>
+          <w:rStyle w:val="NormalTok"/>
+        </w:rPr>
+        <w:t xml:space="preserve">                                </w:t>
+      </w:r>
+      <w:r>
+        <w:rPr>
+          <w:rStyle w:val="StringTok"/>
+        </w:rPr>
+        <w:t xml:space="preserve">"iso3c"</w:t>
+      </w:r>
+      <w:r>
+        <w:rPr>
+          <w:rStyle w:val="NormalTok"/>
+        </w:rPr>
+        <w:t xml:space="preserve">,</w:t>
+      </w:r>
+      <w:r>
+        <w:br/>
+      </w:r>
+      <w:r>
+        <w:rPr>
+          <w:rStyle w:val="NormalTok"/>
+        </w:rPr>
+        <w:t xml:space="preserve">                                </w:t>
+      </w:r>
+      <w:r>
+        <w:rPr>
+          <w:rStyle w:val="StringTok"/>
+        </w:rPr>
+        <w:t xml:space="preserve">"continent"</w:t>
+      </w:r>
+      <w:r>
+        <w:rPr>
+          <w:rStyle w:val="NormalTok"/>
+        </w:rPr>
+        <w:t xml:space="preserve">))</w:t>
+      </w:r>
+      <w:r>
+        <w:br/>
+      </w:r>
+      <w:r>
+        <w:br/>
+      </w:r>
+      <w:r>
+        <w:rPr>
+          <w:rStyle w:val="NormalTok"/>
+        </w:rPr>
+        <w:t xml:space="preserve">world_pop </w:t>
+      </w:r>
+      <w:r>
+        <w:rPr>
+          <w:rStyle w:val="OtherTok"/>
+        </w:rPr>
+        <w:t xml:space="preserve">&lt;-</w:t>
+      </w:r>
+      <w:r>
+        <w:rPr>
+          <w:rStyle w:val="NormalTok"/>
+        </w:rPr>
+        <w:t xml:space="preserve"> world </w:t>
+      </w:r>
+      <w:r>
+        <w:rPr>
+          <w:rStyle w:val="SpecialCharTok"/>
+        </w:rPr>
+        <w:t xml:space="preserve">|&gt;</w:t>
+      </w:r>
+      <w:r>
+        <w:br/>
+      </w:r>
+      <w:r>
+        <w:rPr>
+          <w:rStyle w:val="NormalTok"/>
+        </w:rPr>
+        <w:t xml:space="preserve">  dplyr</w:t>
+      </w:r>
+      <w:r>
+        <w:rPr>
+          <w:rStyle w:val="SpecialCharTok"/>
+        </w:rPr>
+        <w:t xml:space="preserve">::</w:t>
+      </w:r>
+      <w:r>
+        <w:rPr>
+          <w:rStyle w:val="FunctionTok"/>
+        </w:rPr>
+        <w:t xml:space="preserve">select</w:t>
+      </w:r>
+      <w:r>
+        <w:rPr>
+          <w:rStyle w:val="NormalTok"/>
+        </w:rPr>
+        <w:t xml:space="preserve">(pop_est, iso_a3)</w:t>
+      </w:r>
+      <w:r>
+        <w:rPr>
+          <w:rStyle w:val="SpecialCharTok"/>
+        </w:rPr>
+        <w:t xml:space="preserve">|&gt;</w:t>
+      </w:r>
+      <w:r>
+        <w:br/>
+      </w:r>
+      <w:r>
+        <w:rPr>
+          <w:rStyle w:val="NormalTok"/>
+        </w:rPr>
+        <w:t xml:space="preserve">  </w:t>
+      </w:r>
+      <w:r>
+        <w:br/>
+      </w:r>
+      <w:r>
+        <w:rPr>
+          <w:rStyle w:val="NormalTok"/>
+        </w:rPr>
+        <w:t xml:space="preserve">  </w:t>
+      </w:r>
+      <w:r>
+        <w:rPr>
+          <w:rStyle w:val="FunctionTok"/>
+        </w:rPr>
+        <w:t xml:space="preserve">left_join</w:t>
+      </w:r>
+      <w:r>
+        <w:rPr>
+          <w:rStyle w:val="NormalTok"/>
+        </w:rPr>
+        <w:t xml:space="preserve">(co2_2020, </w:t>
+      </w:r>
+      <w:r>
+        <w:rPr>
+          <w:rStyle w:val="AttributeTok"/>
+        </w:rPr>
+        <w:t xml:space="preserve">by =</w:t>
+      </w:r>
+      <w:r>
+        <w:rPr>
+          <w:rStyle w:val="NormalTok"/>
+        </w:rPr>
+        <w:t xml:space="preserve"> </w:t>
+      </w:r>
+      <w:r>
+        <w:rPr>
+          <w:rStyle w:val="FunctionTok"/>
+        </w:rPr>
+        <w:t xml:space="preserve">join_by</w:t>
+      </w:r>
+      <w:r>
+        <w:rPr>
+          <w:rStyle w:val="NormalTok"/>
+        </w:rPr>
+        <w:t xml:space="preserve">(iso_a3 </w:t>
+      </w:r>
+      <w:r>
+        <w:rPr>
+          <w:rStyle w:val="SpecialCharTok"/>
+        </w:rPr>
+        <w:t xml:space="preserve">==</w:t>
+      </w:r>
+      <w:r>
+        <w:rPr>
+          <w:rStyle w:val="NormalTok"/>
+        </w:rPr>
+        <w:t xml:space="preserve"> code))</w:t>
+      </w:r>
+      <w:r>
+        <w:rPr>
+          <w:rStyle w:val="SpecialCharTok"/>
+        </w:rPr>
+        <w:t xml:space="preserve">|&gt;</w:t>
+      </w:r>
+      <w:r>
+        <w:br/>
+      </w:r>
+      <w:r>
+        <w:rPr>
+          <w:rStyle w:val="NormalTok"/>
+        </w:rPr>
+        <w:t xml:space="preserve">  </w:t>
+      </w:r>
+      <w:r>
+        <w:rPr>
+          <w:rStyle w:val="FunctionTok"/>
+        </w:rPr>
+        <w:t xml:space="preserve">filter</w:t>
+      </w:r>
+      <w:r>
+        <w:rPr>
+          <w:rStyle w:val="NormalTok"/>
+        </w:rPr>
+        <w:t xml:space="preserve">(kontinent </w:t>
+      </w:r>
+      <w:r>
+        <w:rPr>
+          <w:rStyle w:val="SpecialCharTok"/>
+        </w:rPr>
+        <w:t xml:space="preserve">==</w:t>
+      </w:r>
+      <w:r>
+        <w:rPr>
+          <w:rStyle w:val="NormalTok"/>
+        </w:rPr>
+        <w:t xml:space="preserve"> </w:t>
+      </w:r>
+      <w:r>
+        <w:rPr>
+          <w:rStyle w:val="StringTok"/>
+        </w:rPr>
+        <w:t xml:space="preserve">"Asia"</w:t>
+      </w:r>
+      <w:r>
+        <w:rPr>
+          <w:rStyle w:val="NormalTok"/>
+        </w:rPr>
+        <w:t xml:space="preserve">)</w:t>
+      </w:r>
+      <w:r>
+        <w:rPr>
+          <w:rStyle w:val="SpecialCharTok"/>
+        </w:rPr>
+        <w:t xml:space="preserve">|&gt;</w:t>
+      </w:r>
+      <w:r>
+        <w:br/>
+      </w:r>
+      <w:r>
+        <w:rPr>
+          <w:rStyle w:val="NormalTok"/>
+        </w:rPr>
+        <w:t xml:space="preserve">  </w:t>
+      </w:r>
+      <w:r>
+        <w:rPr>
+          <w:rStyle w:val="FunctionTok"/>
+        </w:rPr>
+        <w:t xml:space="preserve">mutate</w:t>
+      </w:r>
+      <w:r>
+        <w:rPr>
+          <w:rStyle w:val="NormalTok"/>
+        </w:rPr>
+        <w:t xml:space="preserve">(</w:t>
+      </w:r>
+      <w:r>
+        <w:rPr>
+          <w:rStyle w:val="AttributeTok"/>
+        </w:rPr>
+        <w:t xml:space="preserve">utslipp_per_inbygger =</w:t>
+      </w:r>
+      <w:r>
+        <w:rPr>
+          <w:rStyle w:val="NormalTok"/>
+        </w:rPr>
+        <w:t xml:space="preserve"> co2</w:t>
+      </w:r>
+      <w:r>
+        <w:rPr>
+          <w:rStyle w:val="SpecialCharTok"/>
+        </w:rPr>
+        <w:t xml:space="preserve">/</w:t>
+      </w:r>
+      <w:r>
+        <w:rPr>
+          <w:rStyle w:val="NormalTok"/>
+        </w:rPr>
+        <w:t xml:space="preserve">pop_est)</w:t>
+      </w:r>
+      <w:r>
+        <w:rPr>
+          <w:rStyle w:val="SpecialCharTok"/>
+        </w:rPr>
+        <w:t xml:space="preserve">|&gt;</w:t>
+      </w:r>
+      <w:r>
+        <w:br/>
+      </w:r>
+      <w:r>
+        <w:rPr>
+          <w:rStyle w:val="NormalTok"/>
+        </w:rPr>
+        <w:t xml:space="preserve">  </w:t>
+      </w:r>
+      <w:r>
+        <w:rPr>
+          <w:rStyle w:val="FunctionTok"/>
+        </w:rPr>
+        <w:t xml:space="preserve">ggplot</w:t>
+      </w:r>
+      <w:r>
+        <w:rPr>
+          <w:rStyle w:val="NormalTok"/>
+        </w:rPr>
+        <w:t xml:space="preserve">() </w:t>
+      </w:r>
+      <w:r>
+        <w:rPr>
+          <w:rStyle w:val="SpecialCharTok"/>
+        </w:rPr>
+        <w:t xml:space="preserve">+</w:t>
+      </w:r>
+      <w:r>
+        <w:br/>
+      </w:r>
+      <w:r>
+        <w:rPr>
+          <w:rStyle w:val="NormalTok"/>
+        </w:rPr>
+        <w:t xml:space="preserve">  </w:t>
+      </w:r>
+      <w:r>
+        <w:rPr>
+          <w:rStyle w:val="FunctionTok"/>
+        </w:rPr>
+        <w:t xml:space="preserve">geom_sf</w:t>
+      </w:r>
+      <w:r>
+        <w:rPr>
+          <w:rStyle w:val="NormalTok"/>
+        </w:rPr>
+        <w:t xml:space="preserve">(</w:t>
+      </w:r>
+      <w:r>
+        <w:rPr>
+          <w:rStyle w:val="FunctionTok"/>
+        </w:rPr>
+        <w:t xml:space="preserve">aes</w:t>
+      </w:r>
+      <w:r>
+        <w:rPr>
+          <w:rStyle w:val="NormalTok"/>
+        </w:rPr>
+        <w:t xml:space="preserve">(</w:t>
+      </w:r>
+      <w:r>
+        <w:rPr>
+          <w:rStyle w:val="AttributeTok"/>
+        </w:rPr>
+        <w:t xml:space="preserve">fill =</w:t>
+      </w:r>
+      <w:r>
+        <w:rPr>
+          <w:rStyle w:val="NormalTok"/>
+        </w:rPr>
+        <w:t xml:space="preserve"> utslipp_per_inbygger)) </w:t>
+      </w:r>
+      <w:r>
+        <w:rPr>
+          <w:rStyle w:val="SpecialCharTok"/>
+        </w:rPr>
+        <w:t xml:space="preserve">+</w:t>
+      </w:r>
+      <w:r>
+        <w:br/>
+      </w:r>
+      <w:r>
+        <w:rPr>
+          <w:rStyle w:val="NormalTok"/>
+        </w:rPr>
+        <w:t xml:space="preserve">  </w:t>
+      </w:r>
+      <w:r>
+        <w:rPr>
+          <w:rStyle w:val="FunctionTok"/>
+        </w:rPr>
+        <w:t xml:space="preserve">scale_fill_continuous</w:t>
+      </w:r>
+      <w:r>
+        <w:rPr>
+          <w:rStyle w:val="NormalTok"/>
+        </w:rPr>
+        <w:t xml:space="preserve">(</w:t>
+      </w:r>
+      <w:r>
+        <w:rPr>
+          <w:rStyle w:val="AttributeTok"/>
+        </w:rPr>
+        <w:t xml:space="preserve">label =</w:t>
+      </w:r>
+      <w:r>
+        <w:rPr>
+          <w:rStyle w:val="NormalTok"/>
+        </w:rPr>
+        <w:t xml:space="preserve"> </w:t>
+      </w:r>
+      <w:r>
+        <w:rPr>
+          <w:rStyle w:val="FunctionTok"/>
+        </w:rPr>
+        <w:t xml:space="preserve">label_comma</w:t>
+      </w:r>
+      <w:r>
+        <w:rPr>
+          <w:rStyle w:val="NormalTok"/>
+        </w:rPr>
+        <w:t xml:space="preserve">(</w:t>
+      </w:r>
+      <w:r>
+        <w:rPr>
+          <w:rStyle w:val="AttributeTok"/>
+        </w:rPr>
+        <w:t xml:space="preserve">scale =</w:t>
+      </w:r>
+      <w:r>
+        <w:rPr>
+          <w:rStyle w:val="NormalTok"/>
+        </w:rPr>
+        <w:t xml:space="preserve"> </w:t>
+      </w:r>
+      <w:r>
+        <w:rPr>
+          <w:rStyle w:val="FloatTok"/>
+        </w:rPr>
+        <w:t xml:space="preserve">1e-0</w:t>
+      </w:r>
+      <w:r>
+        <w:rPr>
+          <w:rStyle w:val="NormalTok"/>
+        </w:rPr>
+        <w:t xml:space="preserve">)) </w:t>
+      </w:r>
+      <w:r>
+        <w:rPr>
+          <w:rStyle w:val="SpecialCharTok"/>
+        </w:rPr>
+        <w:t xml:space="preserve">+</w:t>
+      </w:r>
+      <w:r>
+        <w:rPr>
+          <w:rStyle w:val="NormalTok"/>
+        </w:rPr>
+        <w:t xml:space="preserve"> </w:t>
+      </w:r>
+      <w:r>
+        <w:rPr>
+          <w:rStyle w:val="FunctionTok"/>
+        </w:rPr>
+        <w:t xml:space="preserve">labs</w:t>
+      </w:r>
+      <w:r>
+        <w:rPr>
+          <w:rStyle w:val="NormalTok"/>
+        </w:rPr>
+        <w:t xml:space="preserve">(</w:t>
+      </w:r>
+      <w:r>
+        <w:rPr>
+          <w:rStyle w:val="AttributeTok"/>
+        </w:rPr>
+        <w:t xml:space="preserve">fill =</w:t>
+      </w:r>
+      <w:r>
+        <w:rPr>
+          <w:rStyle w:val="NormalTok"/>
+        </w:rPr>
+        <w:t xml:space="preserve"> </w:t>
+      </w:r>
+      <w:r>
+        <w:rPr>
+          <w:rStyle w:val="StringTok"/>
+        </w:rPr>
+        <w:t xml:space="preserve">"Tonn co2 per inbygger"</w:t>
+      </w:r>
+      <w:r>
+        <w:rPr>
+          <w:rStyle w:val="NormalTok"/>
+        </w:rPr>
+        <w:t xml:space="preserve">, </w:t>
+      </w:r>
+      <w:r>
+        <w:rPr>
+          <w:rStyle w:val="AttributeTok"/>
+        </w:rPr>
+        <w:t xml:space="preserve">title =</w:t>
+      </w:r>
+      <w:r>
+        <w:rPr>
+          <w:rStyle w:val="NormalTok"/>
+        </w:rPr>
+        <w:t xml:space="preserve"> </w:t>
+      </w:r>
+      <w:r>
+        <w:rPr>
+          <w:rStyle w:val="StringTok"/>
+        </w:rPr>
+        <w:t xml:space="preserve">"Utslipp per inbygger i Asia"</w:t>
+      </w:r>
+      <w:r>
+        <w:rPr>
+          <w:rStyle w:val="NormalTok"/>
+        </w:rPr>
+        <w:t xml:space="preserve"> )</w:t>
+      </w:r>
+      <w:r>
+        <w:br/>
+      </w:r>
+      <w:r>
+        <w:br/>
+      </w:r>
+      <w:r>
+        <w:br/>
+      </w:r>
+      <w:r>
+        <w:br/>
+      </w:r>
+      <w:r>
+        <w:rPr>
+          <w:rStyle w:val="NormalTok"/>
+        </w:rPr>
+        <w:t xml:space="preserve">world_pop</w:t>
+      </w:r>
+    </w:p>
+    <w:p>
+      <w:pPr>
+        <w:pStyle w:val="FirstParagraph"/>
+      </w:pPr>
+      <w:r>
+        <w:drawing>
+          <wp:inline>
+            <wp:extent cx="4620126" cy="3696101"/>
+            <wp:effectExtent b="0" l="0" r="0" t="0"/>
+            <wp:docPr descr="" title="" id="39" name="Picture"/>
+            <a:graphic>
+              <a:graphicData uri="http://schemas.openxmlformats.org/drawingml/2006/picture">
+                <pic:pic>
+                  <pic:nvPicPr>
+                    <pic:cNvPr descr="co2_files/figure-docx/unnamed-chunk-8-1.png" id="40" name="Picture"/>
+                    <pic:cNvPicPr>
+                      <a:picLocks noChangeArrowheads="1" noChangeAspect="1"/>
+                    </pic:cNvPicPr>
+                  </pic:nvPicPr>
+                  <pic:blipFill>
+                    <a:blip r:embed="rId38"/>
+                    <a:stretch>
+                      <a:fillRect/>
+                    </a:stretch>
+                  </pic:blipFill>
+                  <pic:spPr bwMode="auto">
+                    <a:xfrm>
+                      <a:off x="0" y="0"/>
+                      <a:ext cx="4620126" cy="3696101"/>
+                    </a:xfrm>
+                    <a:prstGeom prst="rect">
+                      <a:avLst/>
+                    </a:prstGeom>
+                    <a:noFill/>
+                    <a:ln w="9525">
+                      <a:noFill/>
+                      <a:headEnd/>
+                      <a:tailEnd/>
+                    </a:ln>
+                  </pic:spPr>
+                </pic:pic>
+              </a:graphicData>
+            </a:graphic>
+          </wp:inline>
+        </w:drawing>
+      </w:r>
+    </w:p>
+    <w:bookmarkEnd w:id="41"/>
     <w:sectPr>
       <w:footnotePr>
         <w:numRestart w:val="eachSect"/>
@@ -3150,7 +4728,7 @@
         <w:rFonts w:asciiTheme="minorHAnsi" w:cstheme="minorBidi" w:eastAsiaTheme="minorHAnsi" w:hAnsiTheme="minorHAnsi"/>
         <w:sz w:val="24"/>
         <w:szCs w:val="24"/>
-        <w:lang w:bidi="ar-SA" w:eastAsia="en-US" w:val="en-US"/>
+        <w:lang w:bidi="ar-SA" w:eastAsia="en-US" w:val="nb"/>
       </w:rPr>
     </w:rPrDefault>
     <w:pPrDefault>
